--- a/docs/downloads/منوعات/doc_0681.docx
+++ b/docs/downloads/منوعات/doc_0681.docx
@@ -1,93 +1,103 @@
 
 <file path=word/document.xml><?xml version="1.0" encoding="utf-8"?>
-<w:document xmlns:wpc="http://schemas.microsoft.com/office/word/2010/wordprocessingCanvas" xmlns:cx="http://schemas.microsoft.com/office/drawing/2014/chartex" xmlns:cx1="http://schemas.microsoft.com/office/drawing/2015/9/8/chartex" xmlns:cx2="http://schemas.microsoft.com/office/drawing/2015/10/21/chartex" xmlns:cx3="http://schemas.microsoft.com/office/drawing/2016/5/9/chartex" xmlns:cx4="http://schemas.microsoft.com/office/drawing/2016/5/10/chartex" xmlns:cx5="http://schemas.microsoft.com/office/drawing/2016/5/11/chartex" xmlns:cx6="http://schemas.microsoft.com/office/drawing/2016/5/12/chartex" xmlns:cx7="http://schemas.microsoft.com/office/drawing/2016/5/13/chartex" xmlns:cx8="http://schemas.microsoft.com/office/drawing/2016/5/14/chartex" xmlns:mc="http://schemas.openxmlformats.org/markup-compatibility/2006" xmlns:aink="http://schemas.microsoft.com/office/drawing/2016/ink" xmlns:am3d="http://schemas.microsoft.com/office/drawing/2017/model3d" xmlns:o="urn:schemas-microsoft-com:office:office" xmlns:r="http://schemas.openxmlformats.org/officeDocument/2006/relationships" xmlns:m="http://schemas.openxmlformats.org/officeDocument/2006/math" xmlns:v="urn:schemas-microsoft-com:vml" xmlns:wp14="http://schemas.microsoft.com/office/word/2010/wordprocessingDrawing" xmlns:wp="http://schemas.openxmlformats.org/drawingml/2006/wordprocessingDrawing" xmlns:w10="urn:schemas-microsoft-com:office:word" xmlns:w="http://schemas.openxmlformats.org/wordprocessingml/2006/main" xmlns:w14="http://schemas.microsoft.com/office/word/2010/wordml" xmlns:w15="http://schemas.microsoft.com/office/word/2012/wordml" xmlns:w16cex="http://schemas.microsoft.com/office/word/2018/wordml/cex" xmlns:w16cid="http://schemas.microsoft.com/office/word/2016/wordml/cid" xmlns:w16="http://schemas.microsoft.com/office/word/2018/wordml" xmlns:w16sdtdh="http://schemas.microsoft.com/office/word/2020/wordml/sdtdatahash" xmlns:w16se="http://schemas.microsoft.com/office/word/2015/wordml/symex" xmlns:wpg="http://schemas.microsoft.com/office/word/2010/wordprocessingGroup" xmlns:wpi="http://schemas.microsoft.com/office/word/2010/wordprocessingInk" xmlns:wne="http://schemas.microsoft.com/office/word/2006/wordml" xmlns:wps="http://schemas.microsoft.com/office/word/2010/wordprocessingShape" mc:Ignorable="w14 w15 w16se w16cid w16 w16cex w16sdtdh wp14">
+<w:document xmlns:wpc="http://schemas.microsoft.com/office/word/2010/wordprocessingCanvas" xmlns:cx="http://schemas.microsoft.com/office/drawing/2014/chartex" xmlns:cx1="http://schemas.microsoft.com/office/drawing/2015/9/8/chartex" xmlns:cx2="http://schemas.microsoft.com/office/drawing/2015/10/21/chartex" xmlns:cx3="http://schemas.microsoft.com/office/drawing/2016/5/9/chartex" xmlns:cx4="http://schemas.microsoft.com/office/drawing/2016/5/10/chartex" xmlns:cx5="http://schemas.microsoft.com/office/drawing/2016/5/11/chartex" xmlns:cx6="http://schemas.microsoft.com/office/drawing/2016/5/12/chartex" xmlns:cx7="http://schemas.microsoft.com/office/drawing/2016/5/13/chartex" xmlns:cx8="http://schemas.microsoft.com/office/drawing/2016/5/14/chartex" xmlns:mc="http://schemas.openxmlformats.org/markup-compatibility/2006" xmlns:aink="http://schemas.microsoft.com/office/drawing/2016/ink" xmlns:am3d="http://schemas.microsoft.com/office/drawing/2017/model3d" xmlns:o="urn:schemas-microsoft-com:office:office" xmlns:r="http://schemas.openxmlformats.org/officeDocument/2006/relationships" xmlns:m="http://schemas.openxmlformats.org/officeDocument/2006/math" xmlns:v="urn:schemas-microsoft-com:vml" xmlns:wp14="http://schemas.microsoft.com/office/word/2010/wordprocessingDrawing" xmlns:wp="http://schemas.openxmlformats.org/drawingml/2006/wordprocessingDrawing" xmlns:w10="urn:schemas-microsoft-com:office:word" xmlns:w="http://schemas.openxmlformats.org/wordprocessingml/2006/main" xmlns:w14="http://schemas.microsoft.com/office/word/2010/wordml" xmlns:w15="http://schemas.microsoft.com/office/word/2012/wordml" xmlns:w16cid="http://schemas.microsoft.com/office/word/2016/wordml/cid" xmlns:w16se="http://schemas.microsoft.com/office/word/2015/wordml/symex" xmlns:wpg="http://schemas.microsoft.com/office/word/2010/wordprocessingGroup" xmlns:wpi="http://schemas.microsoft.com/office/word/2010/wordprocessingInk" xmlns:wne="http://schemas.microsoft.com/office/word/2006/wordml" xmlns:wps="http://schemas.microsoft.com/office/word/2010/wordprocessingShape" mc:Ignorable="w14 w15 w16se w16cid wp14">
   <w:body>
     <w:p>
       <w:pPr>
         <w:bidi/>
         <w:jc w:val="both"/>
         <w:rPr>
-          <w:rtl/>
-          <w:lang w:val="en-US" w:bidi="ar-EG"/>
+          <w:rFonts w:ascii="Sakkal Majalla" w:hAnsi="Sakkal Majalla" w:cs="Sakkal Majalla"/>
+          <w:sz w:val="28"/>
+          <w:szCs w:val="28"/>
+          <w:rtl/>
         </w:rPr>
       </w:pPr>
       <w:r>
         <w:rPr>
-          <w:rtl/>
-          <w:lang w:val="en-US" w:bidi="ar-EG"/>
+          <w:rFonts w:ascii="Sakkal Majalla" w:hAnsi="Sakkal Majalla" w:cs="Sakkal Majalla"/>
+          <w:sz w:val="28"/>
+          <w:szCs w:val="28"/>
+          <w:rtl/>
         </w:rPr>
         <w:fldChar w:fldCharType="begin"/>
       </w:r>
       <w:r>
         <w:rPr>
-          <w:rtl/>
-          <w:lang w:val="en-US" w:bidi="ar-EG"/>
+          <w:rFonts w:ascii="Sakkal Majalla" w:hAnsi="Sakkal Majalla" w:cs="Sakkal Majalla"/>
+          <w:sz w:val="28"/>
+          <w:szCs w:val="28"/>
+          <w:rtl/>
         </w:rPr>
         <w:instrText xml:space="preserve"> </w:instrText>
       </w:r>
       <w:r>
         <w:rPr>
-          <w:rFonts w:hint="cs"/>
-          <w:lang w:val="en-US" w:bidi="ar-EG"/>
+          <w:rFonts w:ascii="Sakkal Majalla" w:hAnsi="Sakkal Majalla" w:cs="Sakkal Majalla"/>
+          <w:sz w:val="28"/>
+          <w:szCs w:val="28"/>
         </w:rPr>
         <w:instrText>HYPERLINK</w:instrText>
       </w:r>
       <w:r>
         <w:rPr>
-          <w:rFonts w:hint="cs"/>
-          <w:rtl/>
-          <w:lang w:val="en-US" w:bidi="ar-EG"/>
+          <w:rFonts w:ascii="Sakkal Majalla" w:hAnsi="Sakkal Majalla" w:cs="Sakkal Majalla"/>
+          <w:sz w:val="28"/>
+          <w:szCs w:val="28"/>
+          <w:rtl/>
         </w:rPr>
         <w:instrText xml:space="preserve"> "</w:instrText>
       </w:r>
       <w:r>
         <w:rPr>
-          <w:rFonts w:hint="cs"/>
-          <w:lang w:val="en-US" w:bidi="ar-EG"/>
-        </w:rPr>
-        <w:instrText>https://www.imglaubenleben.de/2017/heiligung-4</w:instrText>
-      </w:r>
-      <w:r>
-        <w:rPr>
-          <w:rFonts w:hint="cs"/>
-          <w:rtl/>
-          <w:lang w:val="en-US" w:bidi="ar-EG"/>
-        </w:rPr>
-        <w:instrText>/"</w:instrText>
-      </w:r>
-      <w:r>
-        <w:rPr>
-          <w:rtl/>
-          <w:lang w:val="en-US" w:bidi="ar-EG"/>
-        </w:rPr>
-        <w:instrText xml:space="preserve"> </w:instrText>
-      </w:r>
-      <w:r>
-        <w:rPr>
-          <w:rtl/>
-          <w:lang w:val="en-US" w:bidi="ar-EG"/>
-        </w:rPr>
-      </w:r>
-      <w:r>
-        <w:rPr>
-          <w:rtl/>
-          <w:lang w:val="en-US" w:bidi="ar-EG"/>
+          <w:rFonts w:ascii="Sakkal Majalla" w:hAnsi="Sakkal Majalla" w:cs="Sakkal Majalla"/>
+          <w:sz w:val="28"/>
+          <w:szCs w:val="28"/>
+        </w:rPr>
+        <w:instrText>https://www.soundwords.de/kommunikation-unter-christen-a922.html</w:instrText>
+      </w:r>
+      <w:r>
+        <w:rPr>
+          <w:rFonts w:ascii="Sakkal Majalla" w:hAnsi="Sakkal Majalla" w:cs="Sakkal Majalla"/>
+          <w:sz w:val="28"/>
+          <w:szCs w:val="28"/>
+          <w:rtl/>
+        </w:rPr>
+        <w:instrText xml:space="preserve">" </w:instrText>
+      </w:r>
+      <w:r>
+        <w:rPr>
+          <w:rFonts w:ascii="Sakkal Majalla" w:hAnsi="Sakkal Majalla" w:cs="Sakkal Majalla"/>
+          <w:sz w:val="28"/>
+          <w:szCs w:val="28"/>
+          <w:rtl/>
+        </w:rPr>
+      </w:r>
+      <w:r>
+        <w:rPr>
+          <w:rFonts w:ascii="Sakkal Majalla" w:hAnsi="Sakkal Majalla" w:cs="Sakkal Majalla"/>
+          <w:sz w:val="28"/>
+          <w:szCs w:val="28"/>
+          <w:rtl/>
         </w:rPr>
         <w:fldChar w:fldCharType="separate"/>
       </w:r>
       <w:r>
         <w:rPr>
           <w:rStyle w:val="Hyperlink"/>
-          <w:rFonts w:hint="cs"/>
-          <w:rtl/>
-          <w:lang w:val="en-US" w:bidi="ar-EG"/>
-        </w:rPr>
-        <w:t>التقديس</w:t>
-      </w:r>
-      <w:r>
-        <w:rPr>
-          <w:rtl/>
-          <w:lang w:val="en-US" w:bidi="ar-EG"/>
+          <w:rFonts w:ascii="Sakkal Majalla" w:hAnsi="Sakkal Majalla" w:cs="Sakkal Majalla" w:hint="cs"/>
+          <w:sz w:val="28"/>
+          <w:szCs w:val="28"/>
+          <w:rtl/>
+        </w:rPr>
+        <w:t>التواصل بين المسيحيين</w:t>
+      </w:r>
+      <w:r>
+        <w:rPr>
+          <w:rFonts w:ascii="Sakkal Majalla" w:hAnsi="Sakkal Majalla" w:cs="Sakkal Majalla"/>
+          <w:sz w:val="28"/>
+          <w:szCs w:val="28"/>
+          <w:rtl/>
         </w:rPr>
         <w:fldChar w:fldCharType="end"/>
       </w:r>
@@ -97,15 +107,20 @@
         <w:bidi/>
         <w:jc w:val="both"/>
         <w:rPr>
-          <w:rtl/>
-          <w:lang w:val="en-US" w:bidi="ar-EG"/>
+          <w:rFonts w:ascii="Sakkal Majalla" w:hAnsi="Sakkal Majalla" w:cs="Sakkal Majalla"/>
+          <w:sz w:val="28"/>
+          <w:szCs w:val="28"/>
+          <w:rtl/>
         </w:rPr>
       </w:pPr>
       <w:r>
         <w:rPr>
-          <w:lang w:val="en-US" w:bidi="ar-EG"/>
-        </w:rPr>
-        <w:t>Michael Hardt</w:t>
+          <w:rFonts w:ascii="Sakkal Majalla" w:hAnsi="Sakkal Majalla" w:cs="Sakkal Majalla" w:hint="cs"/>
+          <w:sz w:val="28"/>
+          <w:szCs w:val="28"/>
+          <w:rtl/>
+        </w:rPr>
+        <w:t>ما الذي علينا أن ننتبه إليه لنتواصل بشكل ناجح؟</w:t>
       </w:r>
     </w:p>
     <w:p>
@@ -113,50 +128,56 @@
         <w:bidi/>
         <w:jc w:val="both"/>
         <w:rPr>
-          <w:rtl/>
-          <w:lang w:val="en-US" w:bidi="ar-EG"/>
+          <w:rFonts w:ascii="Sakkal Majalla" w:hAnsi="Sakkal Majalla" w:cs="Sakkal Majalla"/>
+          <w:sz w:val="28"/>
+          <w:szCs w:val="28"/>
+          <w:rtl/>
         </w:rPr>
       </w:pPr>
-      <w:r>
-        <w:rPr>
-          <w:rFonts w:hint="cs"/>
-          <w:rtl/>
-          <w:lang w:val="en-US" w:bidi="ar-EG"/>
-        </w:rPr>
-        <w:t>الكثيرون يعتقدون بأن التقديس هو عملية فيها يتخلص المرء من الطبيعة الخاطئة أو يقمعها بقوة العزيمة وإخلاص خاص (باختصار "كمال معصوم عن الخطأ"). كل مَن يعتقد هذا، يجهل أقوالاً هامة في الكتاب المقدس:</w:t>
-      </w:r>
+      <w:bookmarkStart w:id="0" w:name="_GoBack"/>
+      <w:r>
+        <w:rPr>
+          <w:rFonts w:ascii="Sakkal Majalla" w:hAnsi="Sakkal Majalla" w:cs="Sakkal Majalla" w:hint="cs"/>
+          <w:sz w:val="28"/>
+          <w:szCs w:val="28"/>
+          <w:rtl/>
+        </w:rPr>
+        <w:t>يوحنا فيلبُس ف</w:t>
+      </w:r>
+      <w:proofErr w:type="spellStart"/>
+      <w:r>
+        <w:rPr>
+          <w:rFonts w:ascii="Sakkal Majalla" w:hAnsi="Sakkal Majalla" w:cs="Sakkal Majalla" w:hint="cs"/>
+          <w:sz w:val="28"/>
+          <w:szCs w:val="28"/>
+          <w:rtl/>
+        </w:rPr>
+        <w:t>يجفاندرات</w:t>
+      </w:r>
+      <w:bookmarkEnd w:id="0"/>
+      <w:proofErr w:type="spellEnd"/>
     </w:p>
     <w:p>
       <w:pPr>
         <w:bidi/>
         <w:jc w:val="both"/>
         <w:rPr>
-          <w:rtl/>
-          <w:lang w:val="en-US" w:bidi="ar-EG"/>
+          <w:rFonts w:ascii="Sakkal Majalla" w:hAnsi="Sakkal Majalla" w:cs="Sakkal Majalla"/>
+          <w:sz w:val="28"/>
+          <w:szCs w:val="28"/>
+          <w:rtl/>
+          <w:lang w:val="en-US"/>
         </w:rPr>
       </w:pPr>
       <w:r>
         <w:rPr>
-          <w:rFonts w:hint="cs"/>
-          <w:rtl/>
-          <w:lang w:val="en-US" w:bidi="ar-EG"/>
-        </w:rPr>
-        <w:t xml:space="preserve">* لقد تقدست أشياء غير حيّة: السبت (تكوين 2: 3)، الجبل (خروج 19: 23) والآنية (خروج 40: 9 </w:t>
-      </w:r>
-      <w:r>
-        <w:rPr>
-          <w:rtl/>
-          <w:lang w:val="en-US" w:bidi="ar-EG"/>
-        </w:rPr>
-        <w:t>–</w:t>
-      </w:r>
-      <w:r>
-        <w:rPr>
-          <w:rFonts w:hint="cs"/>
-          <w:rtl/>
-          <w:lang w:val="en-US" w:bidi="ar-EG"/>
-        </w:rPr>
-        <w:t xml:space="preserve"> 11).</w:t>
+          <w:rFonts w:ascii="Sakkal Majalla" w:hAnsi="Sakkal Majalla" w:cs="Sakkal Majalla" w:hint="cs"/>
+          <w:sz w:val="28"/>
+          <w:szCs w:val="28"/>
+          <w:rtl/>
+          <w:lang w:val="en-US"/>
+        </w:rPr>
+        <w:t>تمهيد</w:t>
       </w:r>
     </w:p>
     <w:p>
@@ -164,35 +185,22 @@
         <w:bidi/>
         <w:jc w:val="both"/>
         <w:rPr>
-          <w:rtl/>
-          <w:lang w:val="en-US" w:bidi="ar-EG"/>
+          <w:rFonts w:ascii="Sakkal Majalla" w:hAnsi="Sakkal Majalla" w:cs="Sakkal Majalla"/>
+          <w:sz w:val="28"/>
+          <w:szCs w:val="28"/>
+          <w:rtl/>
+          <w:lang w:val="en-US"/>
         </w:rPr>
       </w:pPr>
       <w:r>
         <w:rPr>
-          <w:rFonts w:hint="cs"/>
-          <w:rtl/>
-          <w:lang w:val="en-US" w:bidi="ar-EG"/>
-        </w:rPr>
-        <w:t xml:space="preserve">* هنالك تقديس للشر ("تكريس" في أشعياء 66: 17 هي الكلمة ذاتها والمترجمة </w:t>
-      </w:r>
-      <w:proofErr w:type="spellStart"/>
-      <w:r>
-        <w:rPr>
-          <w:rFonts w:hint="cs"/>
-          <w:rtl/>
-          <w:lang w:val="en-US" w:bidi="ar-EG"/>
-        </w:rPr>
-        <w:t>بالـ"تقديس</w:t>
-      </w:r>
-      <w:proofErr w:type="spellEnd"/>
-      <w:r>
-        <w:rPr>
-          <w:rFonts w:hint="cs"/>
-          <w:rtl/>
-          <w:lang w:val="en-US" w:bidi="ar-EG"/>
-        </w:rPr>
-        <w:t>").</w:t>
+          <w:rFonts w:ascii="Sakkal Majalla" w:hAnsi="Sakkal Majalla" w:cs="Sakkal Majalla" w:hint="cs"/>
+          <w:sz w:val="28"/>
+          <w:szCs w:val="28"/>
+          <w:rtl/>
+          <w:lang w:val="en-US"/>
+        </w:rPr>
+        <w:t>بالرغم من كل وسائل تواصلنا التي تكاد تكون كاملة يتزايد سوء فهمنا، نزاعاتنا واختلاف آرائنا بين الناس في هذا الزمان بدلاً من أن تقل! من الواضح أن المعوقات هي ليست تقنية تقف في طريق تبادل في الأفكار بين الناس. هذه المعوقات لا ينبغي علينا أن نجدها في وسائل التواصل، وإنما في الناس الذين يريدون بأن يتواصلوا. فوسائل التواصل، إن كانت بالأوراق، الهاتف، الأقمار الصناعية في الكون أو مهما كانت، هي أمور ثانوية تمامًا. إلا أن المشكلة تكمن في أنه يمكننا أن نستخدم الورقة، وحتى الرسالة الورقية المطبوعة بالألوان، وكل وسائل التواصل الأخرى استخدامًا سيئًا. إنه من المهم، بأن نوجّه فكرنا إلى الشروط لتواصل مثمر ومبارك. وقبل أن نفعل هذا، من الضروري بأن نلفت الانتباه إلى صفة محددة مميزة للتواصل.</w:t>
       </w:r>
     </w:p>
     <w:p>
@@ -200,47 +208,22 @@
         <w:bidi/>
         <w:jc w:val="both"/>
         <w:rPr>
-          <w:rtl/>
-          <w:lang w:val="en-US" w:bidi="ar-EG"/>
+          <w:rFonts w:ascii="Sakkal Majalla" w:hAnsi="Sakkal Majalla" w:cs="Sakkal Majalla"/>
+          <w:sz w:val="28"/>
+          <w:szCs w:val="28"/>
+          <w:rtl/>
+          <w:lang w:val="en-US"/>
         </w:rPr>
       </w:pPr>
       <w:r>
         <w:rPr>
-          <w:rFonts w:hint="cs"/>
-          <w:rtl/>
-          <w:lang w:val="en-US" w:bidi="ar-EG"/>
-        </w:rPr>
-        <w:t xml:space="preserve">المسيح </w:t>
-      </w:r>
-      <w:r>
-        <w:rPr>
-          <w:rtl/>
-          <w:lang w:val="en-US" w:bidi="ar-EG"/>
-        </w:rPr>
-        <w:t>–</w:t>
-      </w:r>
-      <w:r>
-        <w:rPr>
-          <w:rFonts w:hint="cs"/>
-          <w:rtl/>
-          <w:lang w:val="en-US" w:bidi="ar-EG"/>
-        </w:rPr>
-        <w:t xml:space="preserve"> الذي لم تكن لديه طبيعة خاطئة </w:t>
-      </w:r>
-      <w:r>
-        <w:rPr>
-          <w:rtl/>
-          <w:lang w:val="en-US" w:bidi="ar-EG"/>
-        </w:rPr>
-        <w:t>–</w:t>
-      </w:r>
-      <w:r>
-        <w:rPr>
-          <w:rFonts w:hint="cs"/>
-          <w:rtl/>
-          <w:lang w:val="en-US" w:bidi="ar-EG"/>
-        </w:rPr>
-        <w:t xml:space="preserve"> قدّسه الله وهو قدّس نفسه (يوحنا 10: 36؛ 17: 19؛ انظر أيضًا 1. بطرس 3: 15).</w:t>
+          <w:rFonts w:ascii="Sakkal Majalla" w:hAnsi="Sakkal Majalla" w:cs="Sakkal Majalla" w:hint="cs"/>
+          <w:sz w:val="28"/>
+          <w:szCs w:val="28"/>
+          <w:rtl/>
+          <w:lang w:val="en-US"/>
+        </w:rPr>
+        <w:t>كل تواصل في مفهوم معيّن هو ذاتي</w:t>
       </w:r>
     </w:p>
     <w:p>
@@ -248,207 +231,61 @@
         <w:bidi/>
         <w:jc w:val="both"/>
         <w:rPr>
-          <w:rtl/>
-          <w:lang w:val="en-US" w:bidi="ar-EG"/>
+          <w:rFonts w:ascii="Sakkal Majalla" w:hAnsi="Sakkal Majalla" w:cs="Sakkal Majalla" w:hint="cs"/>
+          <w:sz w:val="28"/>
+          <w:szCs w:val="28"/>
+          <w:lang w:val="en-US"/>
         </w:rPr>
       </w:pPr>
       <w:r>
         <w:rPr>
-          <w:rFonts w:hint="cs"/>
-          <w:rtl/>
-          <w:lang w:val="en-US" w:bidi="ar-EG"/>
-        </w:rPr>
-        <w:t>فالتقديس لا يمكن أن يعني بأن نصبح معصومين عن الخطية (أو أقل خطأ). فالأمر يميل أكثر إلى احتجاز أشياء أو أشخاص أو وضعهم جانبًا لغاية معينة. إن الذي يتقدس لله لا بد وأن يكون منفصلاً عن الشر.</w:t>
-      </w:r>
-    </w:p>
-    <w:p>
-      <w:pPr>
-        <w:bidi/>
-        <w:jc w:val="both"/>
-        <w:rPr>
-          <w:rtl/>
-          <w:lang w:val="en-US" w:bidi="ar-EG"/>
-        </w:rPr>
-      </w:pPr>
-      <w:r>
-        <w:rPr>
-          <w:rFonts w:hint="cs"/>
-          <w:rtl/>
-          <w:lang w:val="en-US" w:bidi="ar-EG"/>
-        </w:rPr>
-        <w:t>نظرتان في التقديس</w:t>
-      </w:r>
-    </w:p>
-    <w:p>
-      <w:pPr>
-        <w:bidi/>
-        <w:jc w:val="both"/>
-        <w:rPr>
-          <w:rtl/>
-          <w:lang w:val="en-US" w:bidi="ar-EG"/>
-        </w:rPr>
-      </w:pPr>
-      <w:r>
-        <w:rPr>
-          <w:rFonts w:hint="cs"/>
-          <w:rtl/>
-          <w:lang w:val="en-US" w:bidi="ar-EG"/>
-        </w:rPr>
-        <w:t>إن كلمة الله تتكلم عن نظرتين مختلفتين في التقديس: تقديس قد تم مرة واحدة وإلى الأبد وتقديس عملي. هكذا يكتب بطرس لمستلمي رسالته الأولى، بأنهم قد اختبروا "تقديس الروح" (1. بطرس 1: 2)، ولكنه أنذرهم من بعد ذلك بقليل، بأن يعيشوا عمليًا كمُقدسين.</w:t>
-      </w:r>
-    </w:p>
-    <w:p>
-      <w:pPr>
-        <w:bidi/>
-        <w:jc w:val="both"/>
-        <w:rPr>
-          <w:rtl/>
-          <w:lang w:val="en-US" w:bidi="ar-EG"/>
-        </w:rPr>
-      </w:pPr>
-      <w:r>
-        <w:rPr>
-          <w:rFonts w:hint="cs"/>
-          <w:rtl/>
-          <w:lang w:val="en-US" w:bidi="ar-EG"/>
-        </w:rPr>
-        <w:t>(1.</w:t>
-      </w:r>
-      <w:r>
-        <w:rPr>
-          <w:rFonts w:hint="cs"/>
-          <w:rtl/>
-          <w:lang w:val="en-US" w:bidi="ar-EG"/>
-        </w:rPr>
-        <w:t>بطرس 1: 15). إن هذا الفارق في غاية الأهمية. كل مَن يخلط الطرفين سيصل إلى نتائج خاطئة (بالأخص إلى الضلال، بأن قَبولنا عند الله يستند على جهودنا في تقديس أنفسنا).</w:t>
-      </w:r>
-    </w:p>
-    <w:p>
-      <w:pPr>
-        <w:bidi/>
-        <w:jc w:val="both"/>
-        <w:rPr>
-          <w:rtl/>
-          <w:lang w:val="en-US" w:bidi="ar-EG"/>
-        </w:rPr>
-      </w:pPr>
-      <w:r>
-        <w:rPr>
-          <w:rFonts w:hint="cs"/>
-          <w:rtl/>
-          <w:lang w:val="en-US" w:bidi="ar-EG"/>
-        </w:rPr>
-        <w:t>مرة واحدة وإلى الأبد</w:t>
-      </w:r>
-    </w:p>
-    <w:p>
-      <w:pPr>
-        <w:bidi/>
-        <w:jc w:val="both"/>
-        <w:rPr>
-          <w:rtl/>
-          <w:lang w:val="en-US" w:bidi="ar-EG"/>
-        </w:rPr>
-      </w:pPr>
-      <w:r>
-        <w:rPr>
-          <w:rFonts w:hint="cs"/>
-          <w:rtl/>
-          <w:lang w:val="en-US" w:bidi="ar-EG"/>
-        </w:rPr>
-        <w:t xml:space="preserve">في لغتنا اليومية مفهوم القديسين هو في الغالب مجموعة من الناس عاشوا بطريقة راقية لله. إن كلمة الله تتكلم بصورة مختلفة تمامًا. حتى مَن وُلد جديدًا أيضًا ينتمي للقديسين. هكذا الأمر أيضًا مع أهل كورنثوس: لقد كانوا "مقدسين في المسيح يسوع" و "مدعوين قديسين"، وقال لهم بولس: "أنتم تقدستم" (1. كورنثوس 1: 2؛ 6: 11). هذا لا يعني أنهم كانوا متقدمين بصورة متميزة في القداسة العملية، وإنما كانوا في الأساس </w:t>
-      </w:r>
-      <w:r>
-        <w:rPr>
-          <w:rtl/>
-          <w:lang w:val="en-US" w:bidi="ar-EG"/>
-        </w:rPr>
-        <w:t>–</w:t>
-      </w:r>
-      <w:r>
-        <w:rPr>
-          <w:rFonts w:hint="cs"/>
-          <w:rtl/>
-          <w:lang w:val="en-US" w:bidi="ar-EG"/>
-        </w:rPr>
-        <w:t xml:space="preserve"> بحسب مركزهم </w:t>
-      </w:r>
-      <w:r>
-        <w:rPr>
-          <w:rtl/>
-          <w:lang w:val="en-US" w:bidi="ar-EG"/>
-        </w:rPr>
-        <w:t>–</w:t>
-      </w:r>
-      <w:r>
-        <w:rPr>
-          <w:rFonts w:hint="cs"/>
-          <w:rtl/>
-          <w:lang w:val="en-US" w:bidi="ar-EG"/>
-        </w:rPr>
-        <w:t xml:space="preserve"> قديسين.</w:t>
-      </w:r>
-    </w:p>
-    <w:p>
-      <w:pPr>
-        <w:bidi/>
-        <w:jc w:val="both"/>
-        <w:rPr>
-          <w:rtl/>
-          <w:lang w:val="en-US" w:bidi="ar-EG"/>
-        </w:rPr>
-      </w:pPr>
-      <w:r>
-        <w:rPr>
-          <w:rFonts w:hint="cs"/>
-          <w:rtl/>
-          <w:lang w:val="en-US" w:bidi="ar-EG"/>
-        </w:rPr>
-        <w:t>عندما يولد الإنسان ثانية يُقدّسه الله: هو مِلك لله وحياته من تلك اللحظة لها هدف مختلف تمامًا. إن هذا ينطبق على كل مؤمن وبشكل مطلق. إن هذا التقديس الحادث مرة واحدة يُقدّم في العهد الجديد في هذا المفهوم:</w:t>
-      </w:r>
-    </w:p>
-    <w:p>
-      <w:pPr>
-        <w:bidi/>
-        <w:ind w:left="284"/>
-        <w:jc w:val="both"/>
-        <w:rPr>
-          <w:lang w:val="en-US" w:bidi="ar-EG"/>
-        </w:rPr>
-      </w:pPr>
-      <w:r>
-        <w:rPr>
-          <w:rFonts w:hint="cs"/>
-          <w:rtl/>
-          <w:lang w:val="en-US" w:bidi="ar-EG"/>
-        </w:rPr>
-        <w:t>1.</w:t>
-      </w:r>
-      <w:r>
-        <w:rPr>
-          <w:rFonts w:hint="cs"/>
-          <w:rtl/>
-          <w:lang w:val="en-US" w:bidi="ar-EG"/>
-        </w:rPr>
-        <w:t>مقدسين بقربان واحد (عبرانيين 10: 10، 14)</w:t>
-      </w:r>
-    </w:p>
-    <w:p>
-      <w:pPr>
-        <w:bidi/>
-        <w:ind w:left="284"/>
-        <w:jc w:val="both"/>
-        <w:rPr>
-          <w:rFonts w:hint="cs"/>
-          <w:rtl/>
-          <w:lang w:val="en-US" w:bidi="ar-EG"/>
-        </w:rPr>
-      </w:pPr>
-      <w:r>
-        <w:rPr>
-          <w:lang w:val="de-DE" w:bidi="ar-EG"/>
-        </w:rPr>
-        <w:t>Hier haben wir die Grundlage unserer Heiligung</w:t>
+          <w:rFonts w:ascii="Sakkal Majalla" w:hAnsi="Sakkal Majalla" w:cs="Sakkal Majalla" w:hint="cs"/>
+          <w:sz w:val="28"/>
+          <w:szCs w:val="28"/>
+          <w:rtl/>
+          <w:lang w:val="en-US"/>
+        </w:rPr>
+        <w:t xml:space="preserve">عندما يتحدث إنسانان مع بعضهما، فإنه أمر ذاتي لكلا الطرفين، هذا يعني، أنه لكليهما ليس هو مجرد اختبار في الظاهر، وإنما بالأولى اختبار باطني. عند اصغائي لشخص ما، </w:t>
+      </w:r>
+      <w:r>
+        <w:rPr>
+          <w:rFonts w:ascii="Sakkal Majalla" w:hAnsi="Sakkal Majalla" w:cs="Sakkal Majalla"/>
+          <w:sz w:val="28"/>
+          <w:szCs w:val="28"/>
+          <w:rtl/>
+          <w:lang w:val="en-US"/>
+        </w:rPr>
+        <w:t xml:space="preserve">فإن </w:t>
+      </w:r>
+      <w:r>
+        <w:rPr>
+          <w:rFonts w:ascii="Sakkal Majalla" w:hAnsi="Sakkal Majalla" w:cs="Sakkal Majalla" w:hint="cs"/>
+          <w:sz w:val="28"/>
+          <w:szCs w:val="28"/>
+          <w:rtl/>
+          <w:lang w:val="en-US"/>
+        </w:rPr>
+        <w:t>استيعابي لقوله</w:t>
+      </w:r>
+      <w:r>
+        <w:rPr>
+          <w:rFonts w:ascii="Sakkal Majalla" w:hAnsi="Sakkal Majalla" w:cs="Sakkal Majalla"/>
+          <w:sz w:val="28"/>
+          <w:szCs w:val="28"/>
+          <w:rtl/>
+          <w:lang w:val="en-US"/>
+        </w:rPr>
+        <w:t xml:space="preserve"> يتحدد بإدراكي وحكمتي وقدرتي على المتابعة والمعالجة والتطبيق وما إلى ذلك.</w:t>
+      </w:r>
+      <w:r>
+        <w:rPr>
+          <w:rFonts w:ascii="Sakkal Majalla" w:hAnsi="Sakkal Majalla" w:cs="Sakkal Majalla" w:hint="cs"/>
+          <w:sz w:val="28"/>
+          <w:szCs w:val="28"/>
+          <w:rtl/>
+          <w:lang w:val="en-US"/>
+        </w:rPr>
+        <w:t xml:space="preserve"> عندما يسمع شخصان الأمر ذاته، فلا يكون هذا ذات الشيء لكل مسمع منهما.</w:t>
       </w:r>
     </w:p>
     <w:sectPr>
@@ -461,203 +298,14 @@
 </w:document>
 </file>
 
-<file path=word/numbering.xml><?xml version="1.0" encoding="utf-8"?>
-<w:numbering xmlns:wpc="http://schemas.microsoft.com/office/word/2010/wordprocessingCanvas" xmlns:cx="http://schemas.microsoft.com/office/drawing/2014/chartex" xmlns:cx1="http://schemas.microsoft.com/office/drawing/2015/9/8/chartex" xmlns:cx2="http://schemas.microsoft.com/office/drawing/2015/10/21/chartex" xmlns:cx3="http://schemas.microsoft.com/office/drawing/2016/5/9/chartex" xmlns:cx4="http://schemas.microsoft.com/office/drawing/2016/5/10/chartex" xmlns:cx5="http://schemas.microsoft.com/office/drawing/2016/5/11/chartex" xmlns:cx6="http://schemas.microsoft.com/office/drawing/2016/5/12/chartex" xmlns:cx7="http://schemas.microsoft.com/office/drawing/2016/5/13/chartex" xmlns:cx8="http://schemas.microsoft.com/office/drawing/2016/5/14/chartex" xmlns:mc="http://schemas.openxmlformats.org/markup-compatibility/2006" xmlns:aink="http://schemas.microsoft.com/office/drawing/2016/ink" xmlns:am3d="http://schemas.microsoft.com/office/drawing/2017/model3d" xmlns:o="urn:schemas-microsoft-com:office:office" xmlns:r="http://schemas.openxmlformats.org/officeDocument/2006/relationships" xmlns:m="http://schemas.openxmlformats.org/officeDocument/2006/math" xmlns:v="urn:schemas-microsoft-com:vml" xmlns:wp14="http://schemas.microsoft.com/office/word/2010/wordprocessingDrawing" xmlns:wp="http://schemas.openxmlformats.org/drawingml/2006/wordprocessingDrawing" xmlns:w10="urn:schemas-microsoft-com:office:word" xmlns:w="http://schemas.openxmlformats.org/wordprocessingml/2006/main" xmlns:w14="http://schemas.microsoft.com/office/word/2010/wordml" xmlns:w15="http://schemas.microsoft.com/office/word/2012/wordml" xmlns:w16cex="http://schemas.microsoft.com/office/word/2018/wordml/cex" xmlns:w16cid="http://schemas.microsoft.com/office/word/2016/wordml/cid" xmlns:w16="http://schemas.microsoft.com/office/word/2018/wordml" xmlns:w16sdtdh="http://schemas.microsoft.com/office/word/2020/wordml/sdtdatahash" xmlns:w16se="http://schemas.microsoft.com/office/word/2015/wordml/symex" xmlns:wpg="http://schemas.microsoft.com/office/word/2010/wordprocessingGroup" xmlns:wpi="http://schemas.microsoft.com/office/word/2010/wordprocessingInk" xmlns:wne="http://schemas.microsoft.com/office/word/2006/wordml" xmlns:wps="http://schemas.microsoft.com/office/word/2010/wordprocessingShape" mc:Ignorable="w14 w15 w16se w16cid w16 w16cex w16sdtdh wp14">
-  <w:abstractNum w:abstractNumId="0" w15:restartNumberingAfterBreak="0">
-    <w:nsid w:val="1764000B"/>
-    <w:multiLevelType w:val="hybridMultilevel"/>
-    <w:tmpl w:val="777A0F7E"/>
-    <w:lvl w:ilvl="0" w:tplc="2000000F">
-      <w:start w:val="1"/>
-      <w:numFmt w:val="decimal"/>
-      <w:lvlText w:val="%1."/>
-      <w:lvlJc w:val="left"/>
-      <w:pPr>
-        <w:ind w:left="644" w:hanging="360"/>
-      </w:pPr>
-      <w:rPr>
-        <w:rFonts w:hint="default"/>
-      </w:rPr>
-    </w:lvl>
-    <w:lvl w:ilvl="1" w:tplc="20000019" w:tentative="1">
-      <w:start w:val="1"/>
-      <w:numFmt w:val="lowerLetter"/>
-      <w:lvlText w:val="%2."/>
-      <w:lvlJc w:val="left"/>
-      <w:pPr>
-        <w:ind w:left="1364" w:hanging="360"/>
-      </w:pPr>
-    </w:lvl>
-    <w:lvl w:ilvl="2" w:tplc="2000001B" w:tentative="1">
-      <w:start w:val="1"/>
-      <w:numFmt w:val="lowerRoman"/>
-      <w:lvlText w:val="%3."/>
-      <w:lvlJc w:val="right"/>
-      <w:pPr>
-        <w:ind w:left="2084" w:hanging="180"/>
-      </w:pPr>
-    </w:lvl>
-    <w:lvl w:ilvl="3" w:tplc="2000000F" w:tentative="1">
-      <w:start w:val="1"/>
-      <w:numFmt w:val="decimal"/>
-      <w:lvlText w:val="%4."/>
-      <w:lvlJc w:val="left"/>
-      <w:pPr>
-        <w:ind w:left="2804" w:hanging="360"/>
-      </w:pPr>
-    </w:lvl>
-    <w:lvl w:ilvl="4" w:tplc="20000019" w:tentative="1">
-      <w:start w:val="1"/>
-      <w:numFmt w:val="lowerLetter"/>
-      <w:lvlText w:val="%5."/>
-      <w:lvlJc w:val="left"/>
-      <w:pPr>
-        <w:ind w:left="3524" w:hanging="360"/>
-      </w:pPr>
-    </w:lvl>
-    <w:lvl w:ilvl="5" w:tplc="2000001B" w:tentative="1">
-      <w:start w:val="1"/>
-      <w:numFmt w:val="lowerRoman"/>
-      <w:lvlText w:val="%6."/>
-      <w:lvlJc w:val="right"/>
-      <w:pPr>
-        <w:ind w:left="4244" w:hanging="180"/>
-      </w:pPr>
-    </w:lvl>
-    <w:lvl w:ilvl="6" w:tplc="2000000F" w:tentative="1">
-      <w:start w:val="1"/>
-      <w:numFmt w:val="decimal"/>
-      <w:lvlText w:val="%7."/>
-      <w:lvlJc w:val="left"/>
-      <w:pPr>
-        <w:ind w:left="4964" w:hanging="360"/>
-      </w:pPr>
-    </w:lvl>
-    <w:lvl w:ilvl="7" w:tplc="20000019" w:tentative="1">
-      <w:start w:val="1"/>
-      <w:numFmt w:val="lowerLetter"/>
-      <w:lvlText w:val="%8."/>
-      <w:lvlJc w:val="left"/>
-      <w:pPr>
-        <w:ind w:left="5684" w:hanging="360"/>
-      </w:pPr>
-    </w:lvl>
-    <w:lvl w:ilvl="8" w:tplc="2000001B" w:tentative="1">
-      <w:start w:val="1"/>
-      <w:numFmt w:val="lowerRoman"/>
-      <w:lvlText w:val="%9."/>
-      <w:lvlJc w:val="right"/>
-      <w:pPr>
-        <w:ind w:left="6404" w:hanging="180"/>
-      </w:pPr>
-    </w:lvl>
-  </w:abstractNum>
-  <w:abstractNum w:abstractNumId="1" w15:restartNumberingAfterBreak="0">
-    <w:nsid w:val="4B3027DD"/>
-    <w:multiLevelType w:val="hybridMultilevel"/>
-    <w:tmpl w:val="0C9AF2AC"/>
-    <w:lvl w:ilvl="0" w:tplc="0D0E45D2">
-      <w:start w:val="1"/>
-      <w:numFmt w:val="decimal"/>
-      <w:lvlText w:val="(%1."/>
-      <w:lvlJc w:val="left"/>
-      <w:pPr>
-        <w:ind w:left="720" w:hanging="360"/>
-      </w:pPr>
-      <w:rPr>
-        <w:rFonts w:hint="default"/>
-      </w:rPr>
-    </w:lvl>
-    <w:lvl w:ilvl="1" w:tplc="20000019" w:tentative="1">
-      <w:start w:val="1"/>
-      <w:numFmt w:val="lowerLetter"/>
-      <w:lvlText w:val="%2."/>
-      <w:lvlJc w:val="left"/>
-      <w:pPr>
-        <w:ind w:left="1440" w:hanging="360"/>
-      </w:pPr>
-    </w:lvl>
-    <w:lvl w:ilvl="2" w:tplc="2000001B" w:tentative="1">
-      <w:start w:val="1"/>
-      <w:numFmt w:val="lowerRoman"/>
-      <w:lvlText w:val="%3."/>
-      <w:lvlJc w:val="right"/>
-      <w:pPr>
-        <w:ind w:left="2160" w:hanging="180"/>
-      </w:pPr>
-    </w:lvl>
-    <w:lvl w:ilvl="3" w:tplc="2000000F" w:tentative="1">
-      <w:start w:val="1"/>
-      <w:numFmt w:val="decimal"/>
-      <w:lvlText w:val="%4."/>
-      <w:lvlJc w:val="left"/>
-      <w:pPr>
-        <w:ind w:left="2880" w:hanging="360"/>
-      </w:pPr>
-    </w:lvl>
-    <w:lvl w:ilvl="4" w:tplc="20000019" w:tentative="1">
-      <w:start w:val="1"/>
-      <w:numFmt w:val="lowerLetter"/>
-      <w:lvlText w:val="%5."/>
-      <w:lvlJc w:val="left"/>
-      <w:pPr>
-        <w:ind w:left="3600" w:hanging="360"/>
-      </w:pPr>
-    </w:lvl>
-    <w:lvl w:ilvl="5" w:tplc="2000001B" w:tentative="1">
-      <w:start w:val="1"/>
-      <w:numFmt w:val="lowerRoman"/>
-      <w:lvlText w:val="%6."/>
-      <w:lvlJc w:val="right"/>
-      <w:pPr>
-        <w:ind w:left="4320" w:hanging="180"/>
-      </w:pPr>
-    </w:lvl>
-    <w:lvl w:ilvl="6" w:tplc="2000000F" w:tentative="1">
-      <w:start w:val="1"/>
-      <w:numFmt w:val="decimal"/>
-      <w:lvlText w:val="%7."/>
-      <w:lvlJc w:val="left"/>
-      <w:pPr>
-        <w:ind w:left="5040" w:hanging="360"/>
-      </w:pPr>
-    </w:lvl>
-    <w:lvl w:ilvl="7" w:tplc="20000019" w:tentative="1">
-      <w:start w:val="1"/>
-      <w:numFmt w:val="lowerLetter"/>
-      <w:lvlText w:val="%8."/>
-      <w:lvlJc w:val="left"/>
-      <w:pPr>
-        <w:ind w:left="5760" w:hanging="360"/>
-      </w:pPr>
-    </w:lvl>
-    <w:lvl w:ilvl="8" w:tplc="2000001B" w:tentative="1">
-      <w:start w:val="1"/>
-      <w:numFmt w:val="lowerRoman"/>
-      <w:lvlText w:val="%9."/>
-      <w:lvlJc w:val="right"/>
-      <w:pPr>
-        <w:ind w:left="6480" w:hanging="180"/>
-      </w:pPr>
-    </w:lvl>
-  </w:abstractNum>
-  <w:num w:numId="1">
-    <w:abstractNumId w:val="1"/>
-  </w:num>
-  <w:num w:numId="2">
-    <w:abstractNumId w:val="0"/>
-  </w:num>
-</w:numbering>
-</file>
-
 <file path=word/styles.xml><?xml version="1.0" encoding="utf-8"?>
-<w:styles xmlns:mc="http://schemas.openxmlformats.org/markup-compatibility/2006" xmlns:r="http://schemas.openxmlformats.org/officeDocument/2006/relationships" xmlns:w="http://schemas.openxmlformats.org/wordprocessingml/2006/main" xmlns:w14="http://schemas.microsoft.com/office/word/2010/wordml" xmlns:w15="http://schemas.microsoft.com/office/word/2012/wordml" xmlns:w16cex="http://schemas.microsoft.com/office/word/2018/wordml/cex" xmlns:w16cid="http://schemas.microsoft.com/office/word/2016/wordml/cid" xmlns:w16="http://schemas.microsoft.com/office/word/2018/wordml" xmlns:w16sdtdh="http://schemas.microsoft.com/office/word/2020/wordml/sdtdatahash" xmlns:w16se="http://schemas.microsoft.com/office/word/2015/wordml/symex" mc:Ignorable="w14 w15 w16se w16cid w16 w16cex w16sdtdh">
+<w:styles xmlns:mc="http://schemas.openxmlformats.org/markup-compatibility/2006" xmlns:r="http://schemas.openxmlformats.org/officeDocument/2006/relationships" xmlns:w="http://schemas.openxmlformats.org/wordprocessingml/2006/main" xmlns:w14="http://schemas.microsoft.com/office/word/2010/wordml" xmlns:w15="http://schemas.microsoft.com/office/word/2012/wordml" xmlns:w16cid="http://schemas.microsoft.com/office/word/2016/wordml/cid" xmlns:w16se="http://schemas.microsoft.com/office/word/2015/wordml/symex" mc:Ignorable="w14 w15 w16se w16cid">
   <w:docDefaults>
     <w:rPrDefault>
       <w:rPr>
-        <w:rFonts w:ascii="Sakkal Majalla" w:eastAsiaTheme="minorHAnsi" w:hAnsi="Sakkal Majalla" w:cs="Sakkal Majalla"/>
-        <w:sz w:val="28"/>
-        <w:szCs w:val="28"/>
+        <w:rFonts w:asciiTheme="minorHAnsi" w:eastAsiaTheme="minorHAnsi" w:hAnsiTheme="minorHAnsi" w:cstheme="minorBidi"/>
+        <w:sz w:val="22"/>
+        <w:szCs w:val="22"/>
         <w:lang w:val="en-IL" w:eastAsia="en-US" w:bidi="ar-SA"/>
       </w:rPr>
     </w:rPrDefault>
@@ -1048,6 +696,9 @@
   <w:style w:type="paragraph" w:default="1" w:styleId="Normal">
     <w:name w:val="Normal"/>
     <w:qFormat/>
+    <w:rPr>
+      <w:lang w:bidi="ar-EG"/>
+    </w:rPr>
   </w:style>
   <w:style w:type="character" w:default="1" w:styleId="DefaultParagraphFont">
     <w:name w:val="Default Paragraph Font"/>
@@ -1081,7 +732,7 @@
     <w:basedOn w:val="DefaultParagraphFont"/>
     <w:uiPriority w:val="99"/>
     <w:unhideWhenUsed/>
-    <w:rsid w:val="00E31705"/>
+    <w:rsid w:val="00536565"/>
     <w:rPr>
       <w:color w:val="0563C1" w:themeColor="hyperlink"/>
       <w:u w:val="single"/>
@@ -1093,22 +744,11 @@
     <w:uiPriority w:val="99"/>
     <w:semiHidden/>
     <w:unhideWhenUsed/>
-    <w:rsid w:val="00E31705"/>
+    <w:rsid w:val="00536565"/>
     <w:rPr>
       <w:color w:val="605E5C"/>
       <w:shd w:val="clear" w:color="auto" w:fill="E1DFDD"/>
     </w:rPr>
-  </w:style>
-  <w:style w:type="paragraph" w:styleId="ListParagraph">
-    <w:name w:val="List Paragraph"/>
-    <w:basedOn w:val="Normal"/>
-    <w:uiPriority w:val="34"/>
-    <w:qFormat/>
-    <w:rsid w:val="00E31705"/>
-    <w:pPr>
-      <w:ind w:left="720"/>
-      <w:contextualSpacing/>
-    </w:pPr>
   </w:style>
 </w:styles>
 </file>

--- a/docs/downloads/منوعات/doc_0681.docx
+++ b/docs/downloads/منوعات/doc_0681.docx
@@ -1,103 +1,93 @@
 
 <file path=word/document.xml><?xml version="1.0" encoding="utf-8"?>
-<w:document xmlns:wpc="http://schemas.microsoft.com/office/word/2010/wordprocessingCanvas" xmlns:cx="http://schemas.microsoft.com/office/drawing/2014/chartex" xmlns:cx1="http://schemas.microsoft.com/office/drawing/2015/9/8/chartex" xmlns:cx2="http://schemas.microsoft.com/office/drawing/2015/10/21/chartex" xmlns:cx3="http://schemas.microsoft.com/office/drawing/2016/5/9/chartex" xmlns:cx4="http://schemas.microsoft.com/office/drawing/2016/5/10/chartex" xmlns:cx5="http://schemas.microsoft.com/office/drawing/2016/5/11/chartex" xmlns:cx6="http://schemas.microsoft.com/office/drawing/2016/5/12/chartex" xmlns:cx7="http://schemas.microsoft.com/office/drawing/2016/5/13/chartex" xmlns:cx8="http://schemas.microsoft.com/office/drawing/2016/5/14/chartex" xmlns:mc="http://schemas.openxmlformats.org/markup-compatibility/2006" xmlns:aink="http://schemas.microsoft.com/office/drawing/2016/ink" xmlns:am3d="http://schemas.microsoft.com/office/drawing/2017/model3d" xmlns:o="urn:schemas-microsoft-com:office:office" xmlns:r="http://schemas.openxmlformats.org/officeDocument/2006/relationships" xmlns:m="http://schemas.openxmlformats.org/officeDocument/2006/math" xmlns:v="urn:schemas-microsoft-com:vml" xmlns:wp14="http://schemas.microsoft.com/office/word/2010/wordprocessingDrawing" xmlns:wp="http://schemas.openxmlformats.org/drawingml/2006/wordprocessingDrawing" xmlns:w10="urn:schemas-microsoft-com:office:word" xmlns:w="http://schemas.openxmlformats.org/wordprocessingml/2006/main" xmlns:w14="http://schemas.microsoft.com/office/word/2010/wordml" xmlns:w15="http://schemas.microsoft.com/office/word/2012/wordml" xmlns:w16cid="http://schemas.microsoft.com/office/word/2016/wordml/cid" xmlns:w16se="http://schemas.microsoft.com/office/word/2015/wordml/symex" xmlns:wpg="http://schemas.microsoft.com/office/word/2010/wordprocessingGroup" xmlns:wpi="http://schemas.microsoft.com/office/word/2010/wordprocessingInk" xmlns:wne="http://schemas.microsoft.com/office/word/2006/wordml" xmlns:wps="http://schemas.microsoft.com/office/word/2010/wordprocessingShape" mc:Ignorable="w14 w15 w16se w16cid wp14">
+<w:document xmlns:wpc="http://schemas.microsoft.com/office/word/2010/wordprocessingCanvas" xmlns:cx="http://schemas.microsoft.com/office/drawing/2014/chartex" xmlns:cx1="http://schemas.microsoft.com/office/drawing/2015/9/8/chartex" xmlns:cx2="http://schemas.microsoft.com/office/drawing/2015/10/21/chartex" xmlns:cx3="http://schemas.microsoft.com/office/drawing/2016/5/9/chartex" xmlns:cx4="http://schemas.microsoft.com/office/drawing/2016/5/10/chartex" xmlns:cx5="http://schemas.microsoft.com/office/drawing/2016/5/11/chartex" xmlns:cx6="http://schemas.microsoft.com/office/drawing/2016/5/12/chartex" xmlns:cx7="http://schemas.microsoft.com/office/drawing/2016/5/13/chartex" xmlns:cx8="http://schemas.microsoft.com/office/drawing/2016/5/14/chartex" xmlns:mc="http://schemas.openxmlformats.org/markup-compatibility/2006" xmlns:aink="http://schemas.microsoft.com/office/drawing/2016/ink" xmlns:am3d="http://schemas.microsoft.com/office/drawing/2017/model3d" xmlns:o="urn:schemas-microsoft-com:office:office" xmlns:r="http://schemas.openxmlformats.org/officeDocument/2006/relationships" xmlns:m="http://schemas.openxmlformats.org/officeDocument/2006/math" xmlns:v="urn:schemas-microsoft-com:vml" xmlns:wp14="http://schemas.microsoft.com/office/word/2010/wordprocessingDrawing" xmlns:wp="http://schemas.openxmlformats.org/drawingml/2006/wordprocessingDrawing" xmlns:w10="urn:schemas-microsoft-com:office:word" xmlns:w="http://schemas.openxmlformats.org/wordprocessingml/2006/main" xmlns:w14="http://schemas.microsoft.com/office/word/2010/wordml" xmlns:w15="http://schemas.microsoft.com/office/word/2012/wordml" xmlns:w16cex="http://schemas.microsoft.com/office/word/2018/wordml/cex" xmlns:w16cid="http://schemas.microsoft.com/office/word/2016/wordml/cid" xmlns:w16="http://schemas.microsoft.com/office/word/2018/wordml" xmlns:w16sdtdh="http://schemas.microsoft.com/office/word/2020/wordml/sdtdatahash" xmlns:w16se="http://schemas.microsoft.com/office/word/2015/wordml/symex" xmlns:wpg="http://schemas.microsoft.com/office/word/2010/wordprocessingGroup" xmlns:wpi="http://schemas.microsoft.com/office/word/2010/wordprocessingInk" xmlns:wne="http://schemas.microsoft.com/office/word/2006/wordml" xmlns:wps="http://schemas.microsoft.com/office/word/2010/wordprocessingShape" mc:Ignorable="w14 w15 w16se w16cid w16 w16cex w16sdtdh wp14">
   <w:body>
     <w:p>
       <w:pPr>
         <w:bidi/>
         <w:jc w:val="both"/>
         <w:rPr>
-          <w:rFonts w:ascii="Sakkal Majalla" w:hAnsi="Sakkal Majalla" w:cs="Sakkal Majalla"/>
-          <w:sz w:val="28"/>
-          <w:szCs w:val="28"/>
-          <w:rtl/>
-        </w:rPr>
-      </w:pPr>
-      <w:r>
-        <w:rPr>
-          <w:rFonts w:ascii="Sakkal Majalla" w:hAnsi="Sakkal Majalla" w:cs="Sakkal Majalla"/>
-          <w:sz w:val="28"/>
-          <w:szCs w:val="28"/>
-          <w:rtl/>
+          <w:rtl/>
+          <w:lang w:val="en-US" w:bidi="ar-EG"/>
+        </w:rPr>
+      </w:pPr>
+      <w:r>
+        <w:rPr>
+          <w:rtl/>
+          <w:lang w:val="en-US" w:bidi="ar-EG"/>
         </w:rPr>
         <w:fldChar w:fldCharType="begin"/>
       </w:r>
       <w:r>
         <w:rPr>
-          <w:rFonts w:ascii="Sakkal Majalla" w:hAnsi="Sakkal Majalla" w:cs="Sakkal Majalla"/>
-          <w:sz w:val="28"/>
-          <w:szCs w:val="28"/>
-          <w:rtl/>
+          <w:rtl/>
+          <w:lang w:val="en-US" w:bidi="ar-EG"/>
         </w:rPr>
         <w:instrText xml:space="preserve"> </w:instrText>
       </w:r>
       <w:r>
         <w:rPr>
-          <w:rFonts w:ascii="Sakkal Majalla" w:hAnsi="Sakkal Majalla" w:cs="Sakkal Majalla"/>
-          <w:sz w:val="28"/>
-          <w:szCs w:val="28"/>
+          <w:rFonts w:hint="cs"/>
+          <w:lang w:val="en-US" w:bidi="ar-EG"/>
         </w:rPr>
         <w:instrText>HYPERLINK</w:instrText>
       </w:r>
       <w:r>
         <w:rPr>
-          <w:rFonts w:ascii="Sakkal Majalla" w:hAnsi="Sakkal Majalla" w:cs="Sakkal Majalla"/>
-          <w:sz w:val="28"/>
-          <w:szCs w:val="28"/>
-          <w:rtl/>
+          <w:rFonts w:hint="cs"/>
+          <w:rtl/>
+          <w:lang w:val="en-US" w:bidi="ar-EG"/>
         </w:rPr>
         <w:instrText xml:space="preserve"> "</w:instrText>
       </w:r>
       <w:r>
         <w:rPr>
-          <w:rFonts w:ascii="Sakkal Majalla" w:hAnsi="Sakkal Majalla" w:cs="Sakkal Majalla"/>
-          <w:sz w:val="28"/>
-          <w:szCs w:val="28"/>
-        </w:rPr>
-        <w:instrText>https://www.soundwords.de/kommunikation-unter-christen-a922.html</w:instrText>
-      </w:r>
-      <w:r>
-        <w:rPr>
-          <w:rFonts w:ascii="Sakkal Majalla" w:hAnsi="Sakkal Majalla" w:cs="Sakkal Majalla"/>
-          <w:sz w:val="28"/>
-          <w:szCs w:val="28"/>
-          <w:rtl/>
-        </w:rPr>
-        <w:instrText xml:space="preserve">" </w:instrText>
-      </w:r>
-      <w:r>
-        <w:rPr>
-          <w:rFonts w:ascii="Sakkal Majalla" w:hAnsi="Sakkal Majalla" w:cs="Sakkal Majalla"/>
-          <w:sz w:val="28"/>
-          <w:szCs w:val="28"/>
-          <w:rtl/>
-        </w:rPr>
-      </w:r>
-      <w:r>
-        <w:rPr>
-          <w:rFonts w:ascii="Sakkal Majalla" w:hAnsi="Sakkal Majalla" w:cs="Sakkal Majalla"/>
-          <w:sz w:val="28"/>
-          <w:szCs w:val="28"/>
-          <w:rtl/>
+          <w:rFonts w:hint="cs"/>
+          <w:lang w:val="en-US" w:bidi="ar-EG"/>
+        </w:rPr>
+        <w:instrText>https://www.imglaubenleben.de/2017/heiligung-4</w:instrText>
+      </w:r>
+      <w:r>
+        <w:rPr>
+          <w:rFonts w:hint="cs"/>
+          <w:rtl/>
+          <w:lang w:val="en-US" w:bidi="ar-EG"/>
+        </w:rPr>
+        <w:instrText>/"</w:instrText>
+      </w:r>
+      <w:r>
+        <w:rPr>
+          <w:rtl/>
+          <w:lang w:val="en-US" w:bidi="ar-EG"/>
+        </w:rPr>
+        <w:instrText xml:space="preserve"> </w:instrText>
+      </w:r>
+      <w:r>
+        <w:rPr>
+          <w:rtl/>
+          <w:lang w:val="en-US" w:bidi="ar-EG"/>
+        </w:rPr>
+      </w:r>
+      <w:r>
+        <w:rPr>
+          <w:rtl/>
+          <w:lang w:val="en-US" w:bidi="ar-EG"/>
         </w:rPr>
         <w:fldChar w:fldCharType="separate"/>
       </w:r>
       <w:r>
         <w:rPr>
           <w:rStyle w:val="Hyperlink"/>
-          <w:rFonts w:ascii="Sakkal Majalla" w:hAnsi="Sakkal Majalla" w:cs="Sakkal Majalla" w:hint="cs"/>
-          <w:sz w:val="28"/>
-          <w:szCs w:val="28"/>
-          <w:rtl/>
-        </w:rPr>
-        <w:t>التواصل بين المسيحيين</w:t>
-      </w:r>
-      <w:r>
-        <w:rPr>
-          <w:rFonts w:ascii="Sakkal Majalla" w:hAnsi="Sakkal Majalla" w:cs="Sakkal Majalla"/>
-          <w:sz w:val="28"/>
-          <w:szCs w:val="28"/>
-          <w:rtl/>
+          <w:rFonts w:hint="cs"/>
+          <w:rtl/>
+          <w:lang w:val="en-US" w:bidi="ar-EG"/>
+        </w:rPr>
+        <w:t>التقديس</w:t>
+      </w:r>
+      <w:r>
+        <w:rPr>
+          <w:rtl/>
+          <w:lang w:val="en-US" w:bidi="ar-EG"/>
         </w:rPr>
         <w:fldChar w:fldCharType="end"/>
       </w:r>
@@ -107,20 +97,15 @@
         <w:bidi/>
         <w:jc w:val="both"/>
         <w:rPr>
-          <w:rFonts w:ascii="Sakkal Majalla" w:hAnsi="Sakkal Majalla" w:cs="Sakkal Majalla"/>
-          <w:sz w:val="28"/>
-          <w:szCs w:val="28"/>
-          <w:rtl/>
-        </w:rPr>
-      </w:pPr>
-      <w:r>
-        <w:rPr>
-          <w:rFonts w:ascii="Sakkal Majalla" w:hAnsi="Sakkal Majalla" w:cs="Sakkal Majalla" w:hint="cs"/>
-          <w:sz w:val="28"/>
-          <w:szCs w:val="28"/>
-          <w:rtl/>
-        </w:rPr>
-        <w:t>ما الذي علينا أن ننتبه إليه لنتواصل بشكل ناجح؟</w:t>
+          <w:rtl/>
+          <w:lang w:val="en-US" w:bidi="ar-EG"/>
+        </w:rPr>
+      </w:pPr>
+      <w:r>
+        <w:rPr>
+          <w:lang w:val="en-US" w:bidi="ar-EG"/>
+        </w:rPr>
+        <w:t>Michael Hardt</w:t>
       </w:r>
     </w:p>
     <w:p>
@@ -128,56 +113,50 @@
         <w:bidi/>
         <w:jc w:val="both"/>
         <w:rPr>
-          <w:rFonts w:ascii="Sakkal Majalla" w:hAnsi="Sakkal Majalla" w:cs="Sakkal Majalla"/>
-          <w:sz w:val="28"/>
-          <w:szCs w:val="28"/>
-          <w:rtl/>
-        </w:rPr>
-      </w:pPr>
-      <w:bookmarkStart w:id="0" w:name="_GoBack"/>
-      <w:r>
-        <w:rPr>
-          <w:rFonts w:ascii="Sakkal Majalla" w:hAnsi="Sakkal Majalla" w:cs="Sakkal Majalla" w:hint="cs"/>
-          <w:sz w:val="28"/>
-          <w:szCs w:val="28"/>
-          <w:rtl/>
-        </w:rPr>
-        <w:t>يوحنا فيلبُس ف</w:t>
-      </w:r>
-      <w:proofErr w:type="spellStart"/>
-      <w:r>
-        <w:rPr>
-          <w:rFonts w:ascii="Sakkal Majalla" w:hAnsi="Sakkal Majalla" w:cs="Sakkal Majalla" w:hint="cs"/>
-          <w:sz w:val="28"/>
-          <w:szCs w:val="28"/>
-          <w:rtl/>
-        </w:rPr>
-        <w:t>يجفاندرات</w:t>
-      </w:r>
-      <w:bookmarkEnd w:id="0"/>
-      <w:proofErr w:type="spellEnd"/>
+          <w:rtl/>
+          <w:lang w:val="en-US" w:bidi="ar-EG"/>
+        </w:rPr>
+      </w:pPr>
+      <w:r>
+        <w:rPr>
+          <w:rFonts w:hint="cs"/>
+          <w:rtl/>
+          <w:lang w:val="en-US" w:bidi="ar-EG"/>
+        </w:rPr>
+        <w:t>الكثيرون يعتقدون بأن التقديس هو عملية فيها يتخلص المرء من الطبيعة الخاطئة أو يقمعها بقوة العزيمة وإخلاص خاص (باختصار "كمال معصوم عن الخطأ"). كل مَن يعتقد هذا، يجهل أقوالاً هامة في الكتاب المقدس:</w:t>
+      </w:r>
     </w:p>
     <w:p>
       <w:pPr>
         <w:bidi/>
         <w:jc w:val="both"/>
         <w:rPr>
-          <w:rFonts w:ascii="Sakkal Majalla" w:hAnsi="Sakkal Majalla" w:cs="Sakkal Majalla"/>
-          <w:sz w:val="28"/>
-          <w:szCs w:val="28"/>
-          <w:rtl/>
-          <w:lang w:val="en-US"/>
-        </w:rPr>
-      </w:pPr>
-      <w:r>
-        <w:rPr>
-          <w:rFonts w:ascii="Sakkal Majalla" w:hAnsi="Sakkal Majalla" w:cs="Sakkal Majalla" w:hint="cs"/>
-          <w:sz w:val="28"/>
-          <w:szCs w:val="28"/>
-          <w:rtl/>
-          <w:lang w:val="en-US"/>
-        </w:rPr>
-        <w:t>تمهيد</w:t>
+          <w:rtl/>
+          <w:lang w:val="en-US" w:bidi="ar-EG"/>
+        </w:rPr>
+      </w:pPr>
+      <w:r>
+        <w:rPr>
+          <w:rFonts w:hint="cs"/>
+          <w:rtl/>
+          <w:lang w:val="en-US" w:bidi="ar-EG"/>
+        </w:rPr>
+        <w:t xml:space="preserve">* لقد تقدست أشياء غير حيّة: السبت (تكوين 2: 3)، الجبل (خروج 19: 23) والآنية (خروج 40: 9 </w:t>
+      </w:r>
+      <w:r>
+        <w:rPr>
+          <w:rtl/>
+          <w:lang w:val="en-US" w:bidi="ar-EG"/>
+        </w:rPr>
+        <w:t>–</w:t>
+      </w:r>
+      <w:r>
+        <w:rPr>
+          <w:rFonts w:hint="cs"/>
+          <w:rtl/>
+          <w:lang w:val="en-US" w:bidi="ar-EG"/>
+        </w:rPr>
+        <w:t xml:space="preserve"> 11).</w:t>
       </w:r>
     </w:p>
     <w:p>
@@ -185,22 +164,35 @@
         <w:bidi/>
         <w:jc w:val="both"/>
         <w:rPr>
-          <w:rFonts w:ascii="Sakkal Majalla" w:hAnsi="Sakkal Majalla" w:cs="Sakkal Majalla"/>
-          <w:sz w:val="28"/>
-          <w:szCs w:val="28"/>
-          <w:rtl/>
-          <w:lang w:val="en-US"/>
-        </w:rPr>
-      </w:pPr>
-      <w:r>
-        <w:rPr>
-          <w:rFonts w:ascii="Sakkal Majalla" w:hAnsi="Sakkal Majalla" w:cs="Sakkal Majalla" w:hint="cs"/>
-          <w:sz w:val="28"/>
-          <w:szCs w:val="28"/>
-          <w:rtl/>
-          <w:lang w:val="en-US"/>
-        </w:rPr>
-        <w:t>بالرغم من كل وسائل تواصلنا التي تكاد تكون كاملة يتزايد سوء فهمنا، نزاعاتنا واختلاف آرائنا بين الناس في هذا الزمان بدلاً من أن تقل! من الواضح أن المعوقات هي ليست تقنية تقف في طريق تبادل في الأفكار بين الناس. هذه المعوقات لا ينبغي علينا أن نجدها في وسائل التواصل، وإنما في الناس الذين يريدون بأن يتواصلوا. فوسائل التواصل، إن كانت بالأوراق، الهاتف، الأقمار الصناعية في الكون أو مهما كانت، هي أمور ثانوية تمامًا. إلا أن المشكلة تكمن في أنه يمكننا أن نستخدم الورقة، وحتى الرسالة الورقية المطبوعة بالألوان، وكل وسائل التواصل الأخرى استخدامًا سيئًا. إنه من المهم، بأن نوجّه فكرنا إلى الشروط لتواصل مثمر ومبارك. وقبل أن نفعل هذا، من الضروري بأن نلفت الانتباه إلى صفة محددة مميزة للتواصل.</w:t>
+          <w:rtl/>
+          <w:lang w:val="en-US" w:bidi="ar-EG"/>
+        </w:rPr>
+      </w:pPr>
+      <w:r>
+        <w:rPr>
+          <w:rFonts w:hint="cs"/>
+          <w:rtl/>
+          <w:lang w:val="en-US" w:bidi="ar-EG"/>
+        </w:rPr>
+        <w:t xml:space="preserve">* هنالك تقديس للشر ("تكريس" في أشعياء 66: 17 هي الكلمة ذاتها والمترجمة </w:t>
+      </w:r>
+      <w:proofErr w:type="spellStart"/>
+      <w:r>
+        <w:rPr>
+          <w:rFonts w:hint="cs"/>
+          <w:rtl/>
+          <w:lang w:val="en-US" w:bidi="ar-EG"/>
+        </w:rPr>
+        <w:t>بالـ"تقديس</w:t>
+      </w:r>
+      <w:proofErr w:type="spellEnd"/>
+      <w:r>
+        <w:rPr>
+          <w:rFonts w:hint="cs"/>
+          <w:rtl/>
+          <w:lang w:val="en-US" w:bidi="ar-EG"/>
+        </w:rPr>
+        <w:t>").</w:t>
       </w:r>
     </w:p>
     <w:p>
@@ -208,22 +200,47 @@
         <w:bidi/>
         <w:jc w:val="both"/>
         <w:rPr>
-          <w:rFonts w:ascii="Sakkal Majalla" w:hAnsi="Sakkal Majalla" w:cs="Sakkal Majalla"/>
-          <w:sz w:val="28"/>
-          <w:szCs w:val="28"/>
-          <w:rtl/>
-          <w:lang w:val="en-US"/>
-        </w:rPr>
-      </w:pPr>
-      <w:r>
-        <w:rPr>
-          <w:rFonts w:ascii="Sakkal Majalla" w:hAnsi="Sakkal Majalla" w:cs="Sakkal Majalla" w:hint="cs"/>
-          <w:sz w:val="28"/>
-          <w:szCs w:val="28"/>
-          <w:rtl/>
-          <w:lang w:val="en-US"/>
-        </w:rPr>
-        <w:t>كل تواصل في مفهوم معيّن هو ذاتي</w:t>
+          <w:rtl/>
+          <w:lang w:val="en-US" w:bidi="ar-EG"/>
+        </w:rPr>
+      </w:pPr>
+      <w:r>
+        <w:rPr>
+          <w:rFonts w:hint="cs"/>
+          <w:rtl/>
+          <w:lang w:val="en-US" w:bidi="ar-EG"/>
+        </w:rPr>
+        <w:t xml:space="preserve">المسيح </w:t>
+      </w:r>
+      <w:r>
+        <w:rPr>
+          <w:rtl/>
+          <w:lang w:val="en-US" w:bidi="ar-EG"/>
+        </w:rPr>
+        <w:t>–</w:t>
+      </w:r>
+      <w:r>
+        <w:rPr>
+          <w:rFonts w:hint="cs"/>
+          <w:rtl/>
+          <w:lang w:val="en-US" w:bidi="ar-EG"/>
+        </w:rPr>
+        <w:t xml:space="preserve"> الذي لم تكن لديه طبيعة خاطئة </w:t>
+      </w:r>
+      <w:r>
+        <w:rPr>
+          <w:rtl/>
+          <w:lang w:val="en-US" w:bidi="ar-EG"/>
+        </w:rPr>
+        <w:t>–</w:t>
+      </w:r>
+      <w:r>
+        <w:rPr>
+          <w:rFonts w:hint="cs"/>
+          <w:rtl/>
+          <w:lang w:val="en-US" w:bidi="ar-EG"/>
+        </w:rPr>
+        <w:t xml:space="preserve"> قدّسه الله وهو قدّس نفسه (يوحنا 10: 36؛ 17: 19؛ انظر أيضًا 1. بطرس 3: 15).</w:t>
       </w:r>
     </w:p>
     <w:p>
@@ -231,61 +248,207 @@
         <w:bidi/>
         <w:jc w:val="both"/>
         <w:rPr>
-          <w:rFonts w:ascii="Sakkal Majalla" w:hAnsi="Sakkal Majalla" w:cs="Sakkal Majalla" w:hint="cs"/>
-          <w:sz w:val="28"/>
-          <w:szCs w:val="28"/>
-          <w:lang w:val="en-US"/>
-        </w:rPr>
-      </w:pPr>
-      <w:r>
-        <w:rPr>
-          <w:rFonts w:ascii="Sakkal Majalla" w:hAnsi="Sakkal Majalla" w:cs="Sakkal Majalla" w:hint="cs"/>
-          <w:sz w:val="28"/>
-          <w:szCs w:val="28"/>
-          <w:rtl/>
-          <w:lang w:val="en-US"/>
-        </w:rPr>
-        <w:t xml:space="preserve">عندما يتحدث إنسانان مع بعضهما، فإنه أمر ذاتي لكلا الطرفين، هذا يعني، أنه لكليهما ليس هو مجرد اختبار في الظاهر، وإنما بالأولى اختبار باطني. عند اصغائي لشخص ما، </w:t>
-      </w:r>
-      <w:r>
-        <w:rPr>
-          <w:rFonts w:ascii="Sakkal Majalla" w:hAnsi="Sakkal Majalla" w:cs="Sakkal Majalla"/>
-          <w:sz w:val="28"/>
-          <w:szCs w:val="28"/>
-          <w:rtl/>
-          <w:lang w:val="en-US"/>
-        </w:rPr>
-        <w:t xml:space="preserve">فإن </w:t>
-      </w:r>
-      <w:r>
-        <w:rPr>
-          <w:rFonts w:ascii="Sakkal Majalla" w:hAnsi="Sakkal Majalla" w:cs="Sakkal Majalla" w:hint="cs"/>
-          <w:sz w:val="28"/>
-          <w:szCs w:val="28"/>
-          <w:rtl/>
-          <w:lang w:val="en-US"/>
-        </w:rPr>
-        <w:t>استيعابي لقوله</w:t>
-      </w:r>
-      <w:r>
-        <w:rPr>
-          <w:rFonts w:ascii="Sakkal Majalla" w:hAnsi="Sakkal Majalla" w:cs="Sakkal Majalla"/>
-          <w:sz w:val="28"/>
-          <w:szCs w:val="28"/>
-          <w:rtl/>
-          <w:lang w:val="en-US"/>
-        </w:rPr>
-        <w:t xml:space="preserve"> يتحدد بإدراكي وحكمتي وقدرتي على المتابعة والمعالجة والتطبيق وما إلى ذلك.</w:t>
-      </w:r>
-      <w:r>
-        <w:rPr>
-          <w:rFonts w:ascii="Sakkal Majalla" w:hAnsi="Sakkal Majalla" w:cs="Sakkal Majalla" w:hint="cs"/>
-          <w:sz w:val="28"/>
-          <w:szCs w:val="28"/>
-          <w:rtl/>
-          <w:lang w:val="en-US"/>
-        </w:rPr>
-        <w:t xml:space="preserve"> عندما يسمع شخصان الأمر ذاته، فلا يكون هذا ذات الشيء لكل مسمع منهما.</w:t>
+          <w:rtl/>
+          <w:lang w:val="en-US" w:bidi="ar-EG"/>
+        </w:rPr>
+      </w:pPr>
+      <w:r>
+        <w:rPr>
+          <w:rFonts w:hint="cs"/>
+          <w:rtl/>
+          <w:lang w:val="en-US" w:bidi="ar-EG"/>
+        </w:rPr>
+        <w:t>فالتقديس لا يمكن أن يعني بأن نصبح معصومين عن الخطية (أو أقل خطأ). فالأمر يميل أكثر إلى احتجاز أشياء أو أشخاص أو وضعهم جانبًا لغاية معينة. إن الذي يتقدس لله لا بد وأن يكون منفصلاً عن الشر.</w:t>
+      </w:r>
+    </w:p>
+    <w:p>
+      <w:pPr>
+        <w:bidi/>
+        <w:jc w:val="both"/>
+        <w:rPr>
+          <w:rtl/>
+          <w:lang w:val="en-US" w:bidi="ar-EG"/>
+        </w:rPr>
+      </w:pPr>
+      <w:r>
+        <w:rPr>
+          <w:rFonts w:hint="cs"/>
+          <w:rtl/>
+          <w:lang w:val="en-US" w:bidi="ar-EG"/>
+        </w:rPr>
+        <w:t>نظرتان في التقديس</w:t>
+      </w:r>
+    </w:p>
+    <w:p>
+      <w:pPr>
+        <w:bidi/>
+        <w:jc w:val="both"/>
+        <w:rPr>
+          <w:rtl/>
+          <w:lang w:val="en-US" w:bidi="ar-EG"/>
+        </w:rPr>
+      </w:pPr>
+      <w:r>
+        <w:rPr>
+          <w:rFonts w:hint="cs"/>
+          <w:rtl/>
+          <w:lang w:val="en-US" w:bidi="ar-EG"/>
+        </w:rPr>
+        <w:t>إن كلمة الله تتكلم عن نظرتين مختلفتين في التقديس: تقديس قد تم مرة واحدة وإلى الأبد وتقديس عملي. هكذا يكتب بطرس لمستلمي رسالته الأولى، بأنهم قد اختبروا "تقديس الروح" (1. بطرس 1: 2)، ولكنه أنذرهم من بعد ذلك بقليل، بأن يعيشوا عمليًا كمُقدسين.</w:t>
+      </w:r>
+    </w:p>
+    <w:p>
+      <w:pPr>
+        <w:bidi/>
+        <w:jc w:val="both"/>
+        <w:rPr>
+          <w:rtl/>
+          <w:lang w:val="en-US" w:bidi="ar-EG"/>
+        </w:rPr>
+      </w:pPr>
+      <w:r>
+        <w:rPr>
+          <w:rFonts w:hint="cs"/>
+          <w:rtl/>
+          <w:lang w:val="en-US" w:bidi="ar-EG"/>
+        </w:rPr>
+        <w:t>(1.</w:t>
+      </w:r>
+      <w:r>
+        <w:rPr>
+          <w:rFonts w:hint="cs"/>
+          <w:rtl/>
+          <w:lang w:val="en-US" w:bidi="ar-EG"/>
+        </w:rPr>
+        <w:t>بطرس 1: 15). إن هذا الفارق في غاية الأهمية. كل مَن يخلط الطرفين سيصل إلى نتائج خاطئة (بالأخص إلى الضلال، بأن قَبولنا عند الله يستند على جهودنا في تقديس أنفسنا).</w:t>
+      </w:r>
+    </w:p>
+    <w:p>
+      <w:pPr>
+        <w:bidi/>
+        <w:jc w:val="both"/>
+        <w:rPr>
+          <w:rtl/>
+          <w:lang w:val="en-US" w:bidi="ar-EG"/>
+        </w:rPr>
+      </w:pPr>
+      <w:r>
+        <w:rPr>
+          <w:rFonts w:hint="cs"/>
+          <w:rtl/>
+          <w:lang w:val="en-US" w:bidi="ar-EG"/>
+        </w:rPr>
+        <w:t>مرة واحدة وإلى الأبد</w:t>
+      </w:r>
+    </w:p>
+    <w:p>
+      <w:pPr>
+        <w:bidi/>
+        <w:jc w:val="both"/>
+        <w:rPr>
+          <w:rtl/>
+          <w:lang w:val="en-US" w:bidi="ar-EG"/>
+        </w:rPr>
+      </w:pPr>
+      <w:r>
+        <w:rPr>
+          <w:rFonts w:hint="cs"/>
+          <w:rtl/>
+          <w:lang w:val="en-US" w:bidi="ar-EG"/>
+        </w:rPr>
+        <w:t xml:space="preserve">في لغتنا اليومية مفهوم القديسين هو في الغالب مجموعة من الناس عاشوا بطريقة راقية لله. إن كلمة الله تتكلم بصورة مختلفة تمامًا. حتى مَن وُلد جديدًا أيضًا ينتمي للقديسين. هكذا الأمر أيضًا مع أهل كورنثوس: لقد كانوا "مقدسين في المسيح يسوع" و "مدعوين قديسين"، وقال لهم بولس: "أنتم تقدستم" (1. كورنثوس 1: 2؛ 6: 11). هذا لا يعني أنهم كانوا متقدمين بصورة متميزة في القداسة العملية، وإنما كانوا في الأساس </w:t>
+      </w:r>
+      <w:r>
+        <w:rPr>
+          <w:rtl/>
+          <w:lang w:val="en-US" w:bidi="ar-EG"/>
+        </w:rPr>
+        <w:t>–</w:t>
+      </w:r>
+      <w:r>
+        <w:rPr>
+          <w:rFonts w:hint="cs"/>
+          <w:rtl/>
+          <w:lang w:val="en-US" w:bidi="ar-EG"/>
+        </w:rPr>
+        <w:t xml:space="preserve"> بحسب مركزهم </w:t>
+      </w:r>
+      <w:r>
+        <w:rPr>
+          <w:rtl/>
+          <w:lang w:val="en-US" w:bidi="ar-EG"/>
+        </w:rPr>
+        <w:t>–</w:t>
+      </w:r>
+      <w:r>
+        <w:rPr>
+          <w:rFonts w:hint="cs"/>
+          <w:rtl/>
+          <w:lang w:val="en-US" w:bidi="ar-EG"/>
+        </w:rPr>
+        <w:t xml:space="preserve"> قديسين.</w:t>
+      </w:r>
+    </w:p>
+    <w:p>
+      <w:pPr>
+        <w:bidi/>
+        <w:jc w:val="both"/>
+        <w:rPr>
+          <w:rtl/>
+          <w:lang w:val="en-US" w:bidi="ar-EG"/>
+        </w:rPr>
+      </w:pPr>
+      <w:r>
+        <w:rPr>
+          <w:rFonts w:hint="cs"/>
+          <w:rtl/>
+          <w:lang w:val="en-US" w:bidi="ar-EG"/>
+        </w:rPr>
+        <w:t>عندما يولد الإنسان ثانية يُقدّسه الله: هو مِلك لله وحياته من تلك اللحظة لها هدف مختلف تمامًا. إن هذا ينطبق على كل مؤمن وبشكل مطلق. إن هذا التقديس الحادث مرة واحدة يُقدّم في العهد الجديد في هذا المفهوم:</w:t>
+      </w:r>
+    </w:p>
+    <w:p>
+      <w:pPr>
+        <w:bidi/>
+        <w:ind w:left="284"/>
+        <w:jc w:val="both"/>
+        <w:rPr>
+          <w:lang w:val="en-US" w:bidi="ar-EG"/>
+        </w:rPr>
+      </w:pPr>
+      <w:r>
+        <w:rPr>
+          <w:rFonts w:hint="cs"/>
+          <w:rtl/>
+          <w:lang w:val="en-US" w:bidi="ar-EG"/>
+        </w:rPr>
+        <w:t>1.</w:t>
+      </w:r>
+      <w:r>
+        <w:rPr>
+          <w:rFonts w:hint="cs"/>
+          <w:rtl/>
+          <w:lang w:val="en-US" w:bidi="ar-EG"/>
+        </w:rPr>
+        <w:t>مقدسين بقربان واحد (عبرانيين 10: 10، 14)</w:t>
+      </w:r>
+    </w:p>
+    <w:p>
+      <w:pPr>
+        <w:bidi/>
+        <w:ind w:left="284"/>
+        <w:jc w:val="both"/>
+        <w:rPr>
+          <w:rFonts w:hint="cs"/>
+          <w:rtl/>
+          <w:lang w:val="en-US" w:bidi="ar-EG"/>
+        </w:rPr>
+      </w:pPr>
+      <w:r>
+        <w:rPr>
+          <w:lang w:val="de-DE" w:bidi="ar-EG"/>
+        </w:rPr>
+        <w:t>Hier haben wir die Grundlage unserer Heiligung</w:t>
       </w:r>
     </w:p>
     <w:sectPr>
@@ -298,14 +461,203 @@
 </w:document>
 </file>
 
+<file path=word/numbering.xml><?xml version="1.0" encoding="utf-8"?>
+<w:numbering xmlns:wpc="http://schemas.microsoft.com/office/word/2010/wordprocessingCanvas" xmlns:cx="http://schemas.microsoft.com/office/drawing/2014/chartex" xmlns:cx1="http://schemas.microsoft.com/office/drawing/2015/9/8/chartex" xmlns:cx2="http://schemas.microsoft.com/office/drawing/2015/10/21/chartex" xmlns:cx3="http://schemas.microsoft.com/office/drawing/2016/5/9/chartex" xmlns:cx4="http://schemas.microsoft.com/office/drawing/2016/5/10/chartex" xmlns:cx5="http://schemas.microsoft.com/office/drawing/2016/5/11/chartex" xmlns:cx6="http://schemas.microsoft.com/office/drawing/2016/5/12/chartex" xmlns:cx7="http://schemas.microsoft.com/office/drawing/2016/5/13/chartex" xmlns:cx8="http://schemas.microsoft.com/office/drawing/2016/5/14/chartex" xmlns:mc="http://schemas.openxmlformats.org/markup-compatibility/2006" xmlns:aink="http://schemas.microsoft.com/office/drawing/2016/ink" xmlns:am3d="http://schemas.microsoft.com/office/drawing/2017/model3d" xmlns:o="urn:schemas-microsoft-com:office:office" xmlns:r="http://schemas.openxmlformats.org/officeDocument/2006/relationships" xmlns:m="http://schemas.openxmlformats.org/officeDocument/2006/math" xmlns:v="urn:schemas-microsoft-com:vml" xmlns:wp14="http://schemas.microsoft.com/office/word/2010/wordprocessingDrawing" xmlns:wp="http://schemas.openxmlformats.org/drawingml/2006/wordprocessingDrawing" xmlns:w10="urn:schemas-microsoft-com:office:word" xmlns:w="http://schemas.openxmlformats.org/wordprocessingml/2006/main" xmlns:w14="http://schemas.microsoft.com/office/word/2010/wordml" xmlns:w15="http://schemas.microsoft.com/office/word/2012/wordml" xmlns:w16cex="http://schemas.microsoft.com/office/word/2018/wordml/cex" xmlns:w16cid="http://schemas.microsoft.com/office/word/2016/wordml/cid" xmlns:w16="http://schemas.microsoft.com/office/word/2018/wordml" xmlns:w16sdtdh="http://schemas.microsoft.com/office/word/2020/wordml/sdtdatahash" xmlns:w16se="http://schemas.microsoft.com/office/word/2015/wordml/symex" xmlns:wpg="http://schemas.microsoft.com/office/word/2010/wordprocessingGroup" xmlns:wpi="http://schemas.microsoft.com/office/word/2010/wordprocessingInk" xmlns:wne="http://schemas.microsoft.com/office/word/2006/wordml" xmlns:wps="http://schemas.microsoft.com/office/word/2010/wordprocessingShape" mc:Ignorable="w14 w15 w16se w16cid w16 w16cex w16sdtdh wp14">
+  <w:abstractNum w:abstractNumId="0" w15:restartNumberingAfterBreak="0">
+    <w:nsid w:val="1764000B"/>
+    <w:multiLevelType w:val="hybridMultilevel"/>
+    <w:tmpl w:val="777A0F7E"/>
+    <w:lvl w:ilvl="0" w:tplc="2000000F">
+      <w:start w:val="1"/>
+      <w:numFmt w:val="decimal"/>
+      <w:lvlText w:val="%1."/>
+      <w:lvlJc w:val="left"/>
+      <w:pPr>
+        <w:ind w:left="644" w:hanging="360"/>
+      </w:pPr>
+      <w:rPr>
+        <w:rFonts w:hint="default"/>
+      </w:rPr>
+    </w:lvl>
+    <w:lvl w:ilvl="1" w:tplc="20000019" w:tentative="1">
+      <w:start w:val="1"/>
+      <w:numFmt w:val="lowerLetter"/>
+      <w:lvlText w:val="%2."/>
+      <w:lvlJc w:val="left"/>
+      <w:pPr>
+        <w:ind w:left="1364" w:hanging="360"/>
+      </w:pPr>
+    </w:lvl>
+    <w:lvl w:ilvl="2" w:tplc="2000001B" w:tentative="1">
+      <w:start w:val="1"/>
+      <w:numFmt w:val="lowerRoman"/>
+      <w:lvlText w:val="%3."/>
+      <w:lvlJc w:val="right"/>
+      <w:pPr>
+        <w:ind w:left="2084" w:hanging="180"/>
+      </w:pPr>
+    </w:lvl>
+    <w:lvl w:ilvl="3" w:tplc="2000000F" w:tentative="1">
+      <w:start w:val="1"/>
+      <w:numFmt w:val="decimal"/>
+      <w:lvlText w:val="%4."/>
+      <w:lvlJc w:val="left"/>
+      <w:pPr>
+        <w:ind w:left="2804" w:hanging="360"/>
+      </w:pPr>
+    </w:lvl>
+    <w:lvl w:ilvl="4" w:tplc="20000019" w:tentative="1">
+      <w:start w:val="1"/>
+      <w:numFmt w:val="lowerLetter"/>
+      <w:lvlText w:val="%5."/>
+      <w:lvlJc w:val="left"/>
+      <w:pPr>
+        <w:ind w:left="3524" w:hanging="360"/>
+      </w:pPr>
+    </w:lvl>
+    <w:lvl w:ilvl="5" w:tplc="2000001B" w:tentative="1">
+      <w:start w:val="1"/>
+      <w:numFmt w:val="lowerRoman"/>
+      <w:lvlText w:val="%6."/>
+      <w:lvlJc w:val="right"/>
+      <w:pPr>
+        <w:ind w:left="4244" w:hanging="180"/>
+      </w:pPr>
+    </w:lvl>
+    <w:lvl w:ilvl="6" w:tplc="2000000F" w:tentative="1">
+      <w:start w:val="1"/>
+      <w:numFmt w:val="decimal"/>
+      <w:lvlText w:val="%7."/>
+      <w:lvlJc w:val="left"/>
+      <w:pPr>
+        <w:ind w:left="4964" w:hanging="360"/>
+      </w:pPr>
+    </w:lvl>
+    <w:lvl w:ilvl="7" w:tplc="20000019" w:tentative="1">
+      <w:start w:val="1"/>
+      <w:numFmt w:val="lowerLetter"/>
+      <w:lvlText w:val="%8."/>
+      <w:lvlJc w:val="left"/>
+      <w:pPr>
+        <w:ind w:left="5684" w:hanging="360"/>
+      </w:pPr>
+    </w:lvl>
+    <w:lvl w:ilvl="8" w:tplc="2000001B" w:tentative="1">
+      <w:start w:val="1"/>
+      <w:numFmt w:val="lowerRoman"/>
+      <w:lvlText w:val="%9."/>
+      <w:lvlJc w:val="right"/>
+      <w:pPr>
+        <w:ind w:left="6404" w:hanging="180"/>
+      </w:pPr>
+    </w:lvl>
+  </w:abstractNum>
+  <w:abstractNum w:abstractNumId="1" w15:restartNumberingAfterBreak="0">
+    <w:nsid w:val="4B3027DD"/>
+    <w:multiLevelType w:val="hybridMultilevel"/>
+    <w:tmpl w:val="0C9AF2AC"/>
+    <w:lvl w:ilvl="0" w:tplc="0D0E45D2">
+      <w:start w:val="1"/>
+      <w:numFmt w:val="decimal"/>
+      <w:lvlText w:val="(%1."/>
+      <w:lvlJc w:val="left"/>
+      <w:pPr>
+        <w:ind w:left="720" w:hanging="360"/>
+      </w:pPr>
+      <w:rPr>
+        <w:rFonts w:hint="default"/>
+      </w:rPr>
+    </w:lvl>
+    <w:lvl w:ilvl="1" w:tplc="20000019" w:tentative="1">
+      <w:start w:val="1"/>
+      <w:numFmt w:val="lowerLetter"/>
+      <w:lvlText w:val="%2."/>
+      <w:lvlJc w:val="left"/>
+      <w:pPr>
+        <w:ind w:left="1440" w:hanging="360"/>
+      </w:pPr>
+    </w:lvl>
+    <w:lvl w:ilvl="2" w:tplc="2000001B" w:tentative="1">
+      <w:start w:val="1"/>
+      <w:numFmt w:val="lowerRoman"/>
+      <w:lvlText w:val="%3."/>
+      <w:lvlJc w:val="right"/>
+      <w:pPr>
+        <w:ind w:left="2160" w:hanging="180"/>
+      </w:pPr>
+    </w:lvl>
+    <w:lvl w:ilvl="3" w:tplc="2000000F" w:tentative="1">
+      <w:start w:val="1"/>
+      <w:numFmt w:val="decimal"/>
+      <w:lvlText w:val="%4."/>
+      <w:lvlJc w:val="left"/>
+      <w:pPr>
+        <w:ind w:left="2880" w:hanging="360"/>
+      </w:pPr>
+    </w:lvl>
+    <w:lvl w:ilvl="4" w:tplc="20000019" w:tentative="1">
+      <w:start w:val="1"/>
+      <w:numFmt w:val="lowerLetter"/>
+      <w:lvlText w:val="%5."/>
+      <w:lvlJc w:val="left"/>
+      <w:pPr>
+        <w:ind w:left="3600" w:hanging="360"/>
+      </w:pPr>
+    </w:lvl>
+    <w:lvl w:ilvl="5" w:tplc="2000001B" w:tentative="1">
+      <w:start w:val="1"/>
+      <w:numFmt w:val="lowerRoman"/>
+      <w:lvlText w:val="%6."/>
+      <w:lvlJc w:val="right"/>
+      <w:pPr>
+        <w:ind w:left="4320" w:hanging="180"/>
+      </w:pPr>
+    </w:lvl>
+    <w:lvl w:ilvl="6" w:tplc="2000000F" w:tentative="1">
+      <w:start w:val="1"/>
+      <w:numFmt w:val="decimal"/>
+      <w:lvlText w:val="%7."/>
+      <w:lvlJc w:val="left"/>
+      <w:pPr>
+        <w:ind w:left="5040" w:hanging="360"/>
+      </w:pPr>
+    </w:lvl>
+    <w:lvl w:ilvl="7" w:tplc="20000019" w:tentative="1">
+      <w:start w:val="1"/>
+      <w:numFmt w:val="lowerLetter"/>
+      <w:lvlText w:val="%8."/>
+      <w:lvlJc w:val="left"/>
+      <w:pPr>
+        <w:ind w:left="5760" w:hanging="360"/>
+      </w:pPr>
+    </w:lvl>
+    <w:lvl w:ilvl="8" w:tplc="2000001B" w:tentative="1">
+      <w:start w:val="1"/>
+      <w:numFmt w:val="lowerRoman"/>
+      <w:lvlText w:val="%9."/>
+      <w:lvlJc w:val="right"/>
+      <w:pPr>
+        <w:ind w:left="6480" w:hanging="180"/>
+      </w:pPr>
+    </w:lvl>
+  </w:abstractNum>
+  <w:num w:numId="1">
+    <w:abstractNumId w:val="1"/>
+  </w:num>
+  <w:num w:numId="2">
+    <w:abstractNumId w:val="0"/>
+  </w:num>
+</w:numbering>
+</file>
+
 <file path=word/styles.xml><?xml version="1.0" encoding="utf-8"?>
-<w:styles xmlns:mc="http://schemas.openxmlformats.org/markup-compatibility/2006" xmlns:r="http://schemas.openxmlformats.org/officeDocument/2006/relationships" xmlns:w="http://schemas.openxmlformats.org/wordprocessingml/2006/main" xmlns:w14="http://schemas.microsoft.com/office/word/2010/wordml" xmlns:w15="http://schemas.microsoft.com/office/word/2012/wordml" xmlns:w16cid="http://schemas.microsoft.com/office/word/2016/wordml/cid" xmlns:w16se="http://schemas.microsoft.com/office/word/2015/wordml/symex" mc:Ignorable="w14 w15 w16se w16cid">
+<w:styles xmlns:mc="http://schemas.openxmlformats.org/markup-compatibility/2006" xmlns:r="http://schemas.openxmlformats.org/officeDocument/2006/relationships" xmlns:w="http://schemas.openxmlformats.org/wordprocessingml/2006/main" xmlns:w14="http://schemas.microsoft.com/office/word/2010/wordml" xmlns:w15="http://schemas.microsoft.com/office/word/2012/wordml" xmlns:w16cex="http://schemas.microsoft.com/office/word/2018/wordml/cex" xmlns:w16cid="http://schemas.microsoft.com/office/word/2016/wordml/cid" xmlns:w16="http://schemas.microsoft.com/office/word/2018/wordml" xmlns:w16sdtdh="http://schemas.microsoft.com/office/word/2020/wordml/sdtdatahash" xmlns:w16se="http://schemas.microsoft.com/office/word/2015/wordml/symex" mc:Ignorable="w14 w15 w16se w16cid w16 w16cex w16sdtdh">
   <w:docDefaults>
     <w:rPrDefault>
       <w:rPr>
-        <w:rFonts w:asciiTheme="minorHAnsi" w:eastAsiaTheme="minorHAnsi" w:hAnsiTheme="minorHAnsi" w:cstheme="minorBidi"/>
-        <w:sz w:val="22"/>
-        <w:szCs w:val="22"/>
+        <w:rFonts w:ascii="Sakkal Majalla" w:eastAsiaTheme="minorHAnsi" w:hAnsi="Sakkal Majalla" w:cs="Sakkal Majalla"/>
+        <w:sz w:val="28"/>
+        <w:szCs w:val="28"/>
         <w:lang w:val="en-IL" w:eastAsia="en-US" w:bidi="ar-SA"/>
       </w:rPr>
     </w:rPrDefault>
@@ -696,9 +1048,6 @@
   <w:style w:type="paragraph" w:default="1" w:styleId="Normal">
     <w:name w:val="Normal"/>
     <w:qFormat/>
-    <w:rPr>
-      <w:lang w:bidi="ar-EG"/>
-    </w:rPr>
   </w:style>
   <w:style w:type="character" w:default="1" w:styleId="DefaultParagraphFont">
     <w:name w:val="Default Paragraph Font"/>
@@ -732,7 +1081,7 @@
     <w:basedOn w:val="DefaultParagraphFont"/>
     <w:uiPriority w:val="99"/>
     <w:unhideWhenUsed/>
-    <w:rsid w:val="00536565"/>
+    <w:rsid w:val="00E31705"/>
     <w:rPr>
       <w:color w:val="0563C1" w:themeColor="hyperlink"/>
       <w:u w:val="single"/>
@@ -744,11 +1093,22 @@
     <w:uiPriority w:val="99"/>
     <w:semiHidden/>
     <w:unhideWhenUsed/>
-    <w:rsid w:val="00536565"/>
+    <w:rsid w:val="00E31705"/>
     <w:rPr>
       <w:color w:val="605E5C"/>
       <w:shd w:val="clear" w:color="auto" w:fill="E1DFDD"/>
     </w:rPr>
+  </w:style>
+  <w:style w:type="paragraph" w:styleId="ListParagraph">
+    <w:name w:val="List Paragraph"/>
+    <w:basedOn w:val="Normal"/>
+    <w:uiPriority w:val="34"/>
+    <w:qFormat/>
+    <w:rsid w:val="00E31705"/>
+    <w:pPr>
+      <w:ind w:left="720"/>
+      <w:contextualSpacing/>
+    </w:pPr>
   </w:style>
 </w:styles>
 </file>

--- a/docs/downloads/منوعات/doc_0681.docx
+++ b/docs/downloads/منوعات/doc_0681.docx
@@ -7,28 +7,29 @@
         <w:bidi/>
         <w:jc w:val="both"/>
         <w:rPr>
-          <w:rtl/>
-          <w:lang w:val="en-US" w:bidi="ar-EG"/>
+          <w:rStyle w:val="Hyperlink"/>
+          <w:rtl/>
+          <w:lang w:bidi="ar-EG"/>
         </w:rPr>
       </w:pPr>
       <w:r>
         <w:rPr>
           <w:rtl/>
-          <w:lang w:val="en-US" w:bidi="ar-EG"/>
+          <w:lang w:bidi="ar-EG"/>
         </w:rPr>
         <w:fldChar w:fldCharType="begin"/>
       </w:r>
       <w:r>
         <w:rPr>
           <w:rtl/>
-          <w:lang w:val="en-US" w:bidi="ar-EG"/>
+          <w:lang w:bidi="ar-EG"/>
         </w:rPr>
         <w:instrText xml:space="preserve"> </w:instrText>
       </w:r>
       <w:r>
         <w:rPr>
           <w:rFonts w:hint="cs"/>
-          <w:lang w:val="en-US" w:bidi="ar-EG"/>
+          <w:lang w:bidi="ar-EG"/>
         </w:rPr>
         <w:instrText>HYPERLINK</w:instrText>
       </w:r>
@@ -36,42 +37,42 @@
         <w:rPr>
           <w:rFonts w:hint="cs"/>
           <w:rtl/>
-          <w:lang w:val="en-US" w:bidi="ar-EG"/>
+          <w:lang w:bidi="ar-EG"/>
         </w:rPr>
         <w:instrText xml:space="preserve"> "</w:instrText>
       </w:r>
       <w:r>
         <w:rPr>
           <w:rFonts w:hint="cs"/>
-          <w:lang w:val="en-US" w:bidi="ar-EG"/>
-        </w:rPr>
-        <w:instrText>https://www.imglaubenleben.de/2017/heiligung-4</w:instrText>
-      </w:r>
-      <w:r>
-        <w:rPr>
-          <w:rFonts w:hint="cs"/>
-          <w:rtl/>
-          <w:lang w:val="en-US" w:bidi="ar-EG"/>
-        </w:rPr>
-        <w:instrText>/"</w:instrText>
-      </w:r>
-      <w:r>
-        <w:rPr>
-          <w:rtl/>
-          <w:lang w:val="en-US" w:bidi="ar-EG"/>
+          <w:lang w:bidi="ar-EG"/>
+        </w:rPr>
+        <w:instrText>https://www.bibelkommentare.de/kommentare/438/die-symbolische-lehre-der-stiftshuette</w:instrText>
+      </w:r>
+      <w:r>
+        <w:rPr>
+          <w:rFonts w:hint="cs"/>
+          <w:rtl/>
+          <w:lang w:bidi="ar-EG"/>
+        </w:rPr>
+        <w:instrText>"</w:instrText>
+      </w:r>
+      <w:r>
+        <w:rPr>
+          <w:rtl/>
+          <w:lang w:bidi="ar-EG"/>
         </w:rPr>
         <w:instrText xml:space="preserve"> </w:instrText>
       </w:r>
       <w:r>
         <w:rPr>
           <w:rtl/>
-          <w:lang w:val="en-US" w:bidi="ar-EG"/>
-        </w:rPr>
-      </w:r>
-      <w:r>
-        <w:rPr>
-          <w:rtl/>
-          <w:lang w:val="en-US" w:bidi="ar-EG"/>
+          <w:lang w:bidi="ar-EG"/>
+        </w:rPr>
+      </w:r>
+      <w:r>
+        <w:rPr>
+          <w:rtl/>
+          <w:lang w:bidi="ar-EG"/>
         </w:rPr>
         <w:fldChar w:fldCharType="separate"/>
       </w:r>
@@ -80,16 +81,9 @@
           <w:rStyle w:val="Hyperlink"/>
           <w:rFonts w:hint="cs"/>
           <w:rtl/>
-          <w:lang w:val="en-US" w:bidi="ar-EG"/>
-        </w:rPr>
-        <w:t>التقديس</w:t>
-      </w:r>
-      <w:r>
-        <w:rPr>
-          <w:rtl/>
-          <w:lang w:val="en-US" w:bidi="ar-EG"/>
-        </w:rPr>
-        <w:fldChar w:fldCharType="end"/>
+          <w:lang w:bidi="ar-EG"/>
+        </w:rPr>
+        <w:t>التعليم الرمزي لخيمة الاجتماع</w:t>
       </w:r>
     </w:p>
     <w:p>
@@ -98,14 +92,21 @@
         <w:jc w:val="both"/>
         <w:rPr>
           <w:rtl/>
-          <w:lang w:val="en-US" w:bidi="ar-EG"/>
+          <w:lang w:bidi="ar-EG"/>
         </w:rPr>
       </w:pPr>
       <w:r>
         <w:rPr>
-          <w:lang w:val="en-US" w:bidi="ar-EG"/>
-        </w:rPr>
-        <w:t>Michael Hardt</w:t>
+          <w:rtl/>
+          <w:lang w:bidi="ar-EG"/>
+        </w:rPr>
+        <w:fldChar w:fldCharType="end"/>
+      </w:r>
+      <w:r>
+        <w:rPr>
+          <w:lang w:bidi="ar-EG"/>
+        </w:rPr>
+        <w:t>A.J. Pollock</w:t>
       </w:r>
     </w:p>
     <w:p>
@@ -114,16 +115,16 @@
         <w:jc w:val="both"/>
         <w:rPr>
           <w:rtl/>
-          <w:lang w:val="en-US" w:bidi="ar-EG"/>
+          <w:lang w:bidi="ar-EG"/>
         </w:rPr>
       </w:pPr>
       <w:r>
         <w:rPr>
           <w:rFonts w:hint="cs"/>
           <w:rtl/>
-          <w:lang w:val="en-US" w:bidi="ar-EG"/>
-        </w:rPr>
-        <w:t>الكثيرون يعتقدون بأن التقديس هو عملية فيها يتخلص المرء من الطبيعة الخاطئة أو يقمعها بقوة العزيمة وإخلاص خاص (باختصار "كمال معصوم عن الخطأ"). كل مَن يعتقد هذا، يجهل أقوالاً هامة في الكتاب المقدس:</w:t>
+          <w:lang w:bidi="ar-EG"/>
+        </w:rPr>
+        <w:t>مقدمة</w:t>
       </w:r>
     </w:p>
     <w:p>
@@ -132,31 +133,46 @@
         <w:jc w:val="both"/>
         <w:rPr>
           <w:rtl/>
-          <w:lang w:val="en-US" w:bidi="ar-EG"/>
+          <w:lang w:bidi="ar-EG"/>
         </w:rPr>
       </w:pPr>
       <w:r>
         <w:rPr>
           <w:rFonts w:hint="cs"/>
           <w:rtl/>
-          <w:lang w:val="en-US" w:bidi="ar-EG"/>
-        </w:rPr>
-        <w:t xml:space="preserve">* لقد تقدست أشياء غير حيّة: السبت (تكوين 2: 3)، الجبل (خروج 19: 23) والآنية (خروج 40: 9 </w:t>
-      </w:r>
-      <w:r>
-        <w:rPr>
-          <w:rtl/>
-          <w:lang w:val="en-US" w:bidi="ar-EG"/>
-        </w:rPr>
-        <w:t>–</w:t>
-      </w:r>
-      <w:r>
-        <w:rPr>
-          <w:rFonts w:hint="cs"/>
-          <w:rtl/>
-          <w:lang w:val="en-US" w:bidi="ar-EG"/>
-        </w:rPr>
-        <w:t xml:space="preserve"> 11).</w:t>
+          <w:lang w:bidi="ar-EG"/>
+        </w:rPr>
+        <w:t xml:space="preserve">هنالك طريقتان يستطيع المرء أن يدنو بهما من هذا الموضوع. هنالك الطريقة العصرية، التي لم تعُد ترى في تعليم خيمة الاجتماع في البرية إلا تصويرًا جافًا لسجود تقليدي خالي من المعاني لشعب بدائي قبل مئات من السنين. على سبيل المثال كتب </w:t>
+      </w:r>
+      <w:r>
+        <w:rPr>
+          <w:rFonts w:hint="cs"/>
+          <w:rtl/>
+          <w:lang w:bidi="ar-EG"/>
+        </w:rPr>
+        <w:t>عالمٌ</w:t>
+      </w:r>
+      <w:r>
+        <w:rPr>
+          <w:rFonts w:hint="cs"/>
+          <w:rtl/>
+          <w:lang w:bidi="ar-EG"/>
+        </w:rPr>
+        <w:t xml:space="preserve"> في القسم اللاهوتي: "أية قيمة يمكننا أن نجد للحياة الروحية في التفاصيل الليتورجية والطقسية للخيمة وخدمتها؟" (</w:t>
+      </w:r>
+      <w:r>
+        <w:rPr>
+          <w:lang w:bidi="ar-EG"/>
+        </w:rPr>
+        <w:t>Peak’s Kommentar</w:t>
+      </w:r>
+      <w:r>
+        <w:rPr>
+          <w:rFonts w:hint="cs"/>
+          <w:rtl/>
+          <w:lang w:bidi="ar-EG"/>
+        </w:rPr>
+        <w:t xml:space="preserve"> صفحة 5)</w:t>
       </w:r>
     </w:p>
     <w:p>
@@ -165,34 +181,16 @@
         <w:jc w:val="both"/>
         <w:rPr>
           <w:rtl/>
-          <w:lang w:val="en-US" w:bidi="ar-EG"/>
+          <w:lang w:bidi="ar-EG"/>
         </w:rPr>
       </w:pPr>
       <w:r>
         <w:rPr>
           <w:rFonts w:hint="cs"/>
           <w:rtl/>
-          <w:lang w:val="en-US" w:bidi="ar-EG"/>
-        </w:rPr>
-        <w:t xml:space="preserve">* هنالك تقديس للشر ("تكريس" في أشعياء 66: 17 هي الكلمة ذاتها والمترجمة </w:t>
-      </w:r>
-      <w:proofErr w:type="spellStart"/>
-      <w:r>
-        <w:rPr>
-          <w:rFonts w:hint="cs"/>
-          <w:rtl/>
-          <w:lang w:val="en-US" w:bidi="ar-EG"/>
-        </w:rPr>
-        <w:t>بالـ"تقديس</w:t>
-      </w:r>
-      <w:proofErr w:type="spellEnd"/>
-      <w:r>
-        <w:rPr>
-          <w:rFonts w:hint="cs"/>
-          <w:rtl/>
-          <w:lang w:val="en-US" w:bidi="ar-EG"/>
-        </w:rPr>
-        <w:t>").</w:t>
+          <w:lang w:bidi="ar-EG"/>
+        </w:rPr>
+        <w:t>من الجانب الآخر اعترف الكاتب القدير للمؤلفات المسيحية المفيدة، الراقد سير روبرت أندرسون، كيف أقنعه المعنى الروحي للناموس الطقسي بوحي الكتاب العجيب وأثر به بشكل واضح ليصير مسيحيًا حازمًا.</w:t>
       </w:r>
     </w:p>
     <w:p>
@@ -201,46 +199,16 @@
         <w:jc w:val="both"/>
         <w:rPr>
           <w:rtl/>
-          <w:lang w:val="en-US" w:bidi="ar-EG"/>
+          <w:lang w:bidi="ar-EG"/>
         </w:rPr>
       </w:pPr>
       <w:r>
         <w:rPr>
           <w:rFonts w:hint="cs"/>
           <w:rtl/>
-          <w:lang w:val="en-US" w:bidi="ar-EG"/>
-        </w:rPr>
-        <w:t xml:space="preserve">المسيح </w:t>
-      </w:r>
-      <w:r>
-        <w:rPr>
-          <w:rtl/>
-          <w:lang w:val="en-US" w:bidi="ar-EG"/>
-        </w:rPr>
-        <w:t>–</w:t>
-      </w:r>
-      <w:r>
-        <w:rPr>
-          <w:rFonts w:hint="cs"/>
-          <w:rtl/>
-          <w:lang w:val="en-US" w:bidi="ar-EG"/>
-        </w:rPr>
-        <w:t xml:space="preserve"> الذي لم تكن لديه طبيعة خاطئة </w:t>
-      </w:r>
-      <w:r>
-        <w:rPr>
-          <w:rtl/>
-          <w:lang w:val="en-US" w:bidi="ar-EG"/>
-        </w:rPr>
-        <w:t>–</w:t>
-      </w:r>
-      <w:r>
-        <w:rPr>
-          <w:rFonts w:hint="cs"/>
-          <w:rtl/>
-          <w:lang w:val="en-US" w:bidi="ar-EG"/>
-        </w:rPr>
-        <w:t xml:space="preserve"> قدّسه الله وهو قدّس نفسه (يوحنا 10: 36؛ 17: 19؛ انظر أيضًا 1. بطرس 3: 15).</w:t>
+          <w:lang w:bidi="ar-EG"/>
+        </w:rPr>
+        <w:t>إننا نتعجب من قصر النظر الروحي الذي كان لهذا العالِم المتحضر، عندما نقرأ رسالة العبرانيين. هناك نجد موسى مقابل المسيح، كما وهارون أيضًأ. وملكي صادق الشخصية الغامضة مقابل المسيح. القرابين التي لا تأثير لها التي كانت على المذابح اليهودية مقابل ذبيحة المسيح الكفارية العظيمة. إن الكتاب يصف هذه الصور في العهد القديم على أنها:</w:t>
       </w:r>
     </w:p>
     <w:p>
@@ -249,16 +217,100 @@
         <w:jc w:val="both"/>
         <w:rPr>
           <w:rtl/>
-          <w:lang w:val="en-US" w:bidi="ar-EG"/>
+          <w:lang w:bidi="ar-EG"/>
         </w:rPr>
       </w:pPr>
       <w:r>
         <w:rPr>
           <w:rFonts w:hint="cs"/>
           <w:rtl/>
-          <w:lang w:val="en-US" w:bidi="ar-EG"/>
-        </w:rPr>
-        <w:t>فالتقديس لا يمكن أن يعني بأن نصبح معصومين عن الخطية (أو أقل خطأ). فالأمر يميل أكثر إلى احتجاز أشياء أو أشخاص أو وضعهم جانبًا لغاية معينة. إن الذي يتقدس لله لا بد وأن يكون منفصلاً عن الشر.</w:t>
+          <w:lang w:bidi="ar-EG"/>
+        </w:rPr>
+        <w:t>"</w:t>
+      </w:r>
+      <w:r>
+        <w:rPr>
+          <w:rtl/>
+        </w:rPr>
+        <w:t xml:space="preserve"> </w:t>
+      </w:r>
+      <w:r>
+        <w:rPr>
+          <w:rtl/>
+          <w:lang w:bidi="ar-EG"/>
+        </w:rPr>
+        <w:t>شِبْهَ السَّمَاوِيَّاتِ وَظِلَّهَا</w:t>
+      </w:r>
+      <w:r>
+        <w:rPr>
+          <w:rFonts w:hint="cs"/>
+          <w:rtl/>
+          <w:lang w:bidi="ar-EG"/>
+        </w:rPr>
+        <w:t>" (عبرانيين 8: 5). "</w:t>
+      </w:r>
+      <w:r>
+        <w:rPr>
+          <w:rtl/>
+        </w:rPr>
+        <w:t xml:space="preserve"> </w:t>
+      </w:r>
+      <w:r>
+        <w:rPr>
+          <w:rtl/>
+          <w:lang w:bidi="ar-EG"/>
+        </w:rPr>
+        <w:t>أَمْثِلَةَ الأَشْيَاءِ الَّتِي فِي السَّمَاوَاتِ</w:t>
+      </w:r>
+      <w:r>
+        <w:rPr>
+          <w:rFonts w:hint="cs"/>
+          <w:rtl/>
+          <w:lang w:bidi="ar-EG"/>
+        </w:rPr>
+        <w:t>" (عبرانيين 9: 23). "</w:t>
+      </w:r>
+      <w:r>
+        <w:rPr>
+          <w:rtl/>
+        </w:rPr>
+        <w:t xml:space="preserve"> </w:t>
+      </w:r>
+      <w:r>
+        <w:rPr>
+          <w:rtl/>
+          <w:lang w:bidi="ar-EG"/>
+        </w:rPr>
+        <w:t>ظِلُّ الْخَيْرَاتِ الْعَتِيدَةِ</w:t>
+      </w:r>
+      <w:r>
+        <w:rPr>
+          <w:rFonts w:hint="cs"/>
+          <w:rtl/>
+          <w:lang w:bidi="ar-EG"/>
+        </w:rPr>
+        <w:t>" (عبرانيين 10: 1). "</w:t>
+      </w:r>
+      <w:r>
+        <w:rPr>
+          <w:rtl/>
+        </w:rPr>
+        <w:t xml:space="preserve"> </w:t>
+      </w:r>
+      <w:r>
+        <w:rPr>
+          <w:rtl/>
+          <w:lang w:bidi="ar-EG"/>
+        </w:rPr>
+        <w:t>وَفِي هَيْكَلِهِ الْكُلُّ قَائِلٌ: «مَجْدٌ».</w:t>
+      </w:r>
+      <w:r>
+        <w:rPr>
+          <w:rFonts w:hint="cs"/>
+          <w:rtl/>
+          <w:lang w:bidi="ar-EG"/>
+        </w:rPr>
+        <w:t>" (مزمور 29: 9).</w:t>
       </w:r>
     </w:p>
     <w:p>
@@ -267,16 +319,31 @@
         <w:jc w:val="both"/>
         <w:rPr>
           <w:rtl/>
-          <w:lang w:val="en-US" w:bidi="ar-EG"/>
+          <w:lang w:bidi="ar-EG"/>
         </w:rPr>
       </w:pPr>
       <w:r>
         <w:rPr>
           <w:rFonts w:hint="cs"/>
           <w:rtl/>
-          <w:lang w:val="en-US" w:bidi="ar-EG"/>
-        </w:rPr>
-        <w:t>نظرتان في التقديس</w:t>
+          <w:lang w:bidi="ar-EG"/>
+        </w:rPr>
+        <w:t xml:space="preserve">ما نوع النظارة التي كان يرتديها العالِم، عندما قرأ هذه العبارات الصريحة؟ إننا لن نستنتج إلا بأنه فشل في رؤية جمال الصور، لأنه لم يعرف مجد مثالها </w:t>
+      </w:r>
+      <w:r>
+        <w:rPr>
+          <w:rtl/>
+          <w:lang w:bidi="ar-EG"/>
+        </w:rPr>
+        <w:t>–</w:t>
+      </w:r>
+      <w:r>
+        <w:rPr>
+          <w:rFonts w:hint="cs"/>
+          <w:rtl/>
+          <w:lang w:bidi="ar-EG"/>
+        </w:rPr>
+        <w:t xml:space="preserve"> ربنا يسوع المسيح. إن الكتاب يلخص هذا بكلمة واحدة:</w:t>
       </w:r>
     </w:p>
     <w:p>
@@ -285,170 +352,46 @@
         <w:jc w:val="both"/>
         <w:rPr>
           <w:rtl/>
-          <w:lang w:val="en-US" w:bidi="ar-EG"/>
+          <w:lang w:bidi="ar-EG"/>
         </w:rPr>
       </w:pPr>
       <w:r>
         <w:rPr>
           <w:rFonts w:hint="cs"/>
           <w:rtl/>
-          <w:lang w:val="en-US" w:bidi="ar-EG"/>
-        </w:rPr>
-        <w:t>إن كلمة الله تتكلم عن نظرتين مختلفتين في التقديس: تقديس قد تم مرة واحدة وإلى الأبد وتقديس عملي. هكذا يكتب بطرس لمستلمي رسالته الأولى، بأنهم قد اختبروا "تقديس الروح" (1. بطرس 1: 2)، ولكنه أنذرهم من بعد ذلك بقليل، بأن يعيشوا عمليًا كمُقدسين.</w:t>
-      </w:r>
-    </w:p>
-    <w:p>
-      <w:pPr>
-        <w:bidi/>
-        <w:jc w:val="both"/>
-        <w:rPr>
-          <w:rtl/>
-          <w:lang w:val="en-US" w:bidi="ar-EG"/>
-        </w:rPr>
-      </w:pPr>
-      <w:r>
-        <w:rPr>
-          <w:rFonts w:hint="cs"/>
-          <w:rtl/>
-          <w:lang w:val="en-US" w:bidi="ar-EG"/>
-        </w:rPr>
-        <w:t>(1.</w:t>
-      </w:r>
-      <w:r>
-        <w:rPr>
-          <w:rFonts w:hint="cs"/>
-          <w:rtl/>
-          <w:lang w:val="en-US" w:bidi="ar-EG"/>
-        </w:rPr>
-        <w:t>بطرس 1: 15). إن هذا الفارق في غاية الأهمية. كل مَن يخلط الطرفين سيصل إلى نتائج خاطئة (بالأخص إلى الضلال، بأن قَبولنا عند الله يستند على جهودنا في تقديس أنفسنا).</w:t>
-      </w:r>
-    </w:p>
-    <w:p>
-      <w:pPr>
-        <w:bidi/>
-        <w:jc w:val="both"/>
-        <w:rPr>
-          <w:rtl/>
-          <w:lang w:val="en-US" w:bidi="ar-EG"/>
-        </w:rPr>
-      </w:pPr>
-      <w:r>
-        <w:rPr>
-          <w:rFonts w:hint="cs"/>
-          <w:rtl/>
-          <w:lang w:val="en-US" w:bidi="ar-EG"/>
-        </w:rPr>
-        <w:t>مرة واحدة وإلى الأبد</w:t>
-      </w:r>
-    </w:p>
-    <w:p>
-      <w:pPr>
-        <w:bidi/>
-        <w:jc w:val="both"/>
-        <w:rPr>
-          <w:rtl/>
-          <w:lang w:val="en-US" w:bidi="ar-EG"/>
-        </w:rPr>
-      </w:pPr>
-      <w:r>
-        <w:rPr>
-          <w:rFonts w:hint="cs"/>
-          <w:rtl/>
-          <w:lang w:val="en-US" w:bidi="ar-EG"/>
-        </w:rPr>
-        <w:t xml:space="preserve">في لغتنا اليومية مفهوم القديسين هو في الغالب مجموعة من الناس عاشوا بطريقة راقية لله. إن كلمة الله تتكلم بصورة مختلفة تمامًا. حتى مَن وُلد جديدًا أيضًا ينتمي للقديسين. هكذا الأمر أيضًا مع أهل كورنثوس: لقد كانوا "مقدسين في المسيح يسوع" و "مدعوين قديسين"، وقال لهم بولس: "أنتم تقدستم" (1. كورنثوس 1: 2؛ 6: 11). هذا لا يعني أنهم كانوا متقدمين بصورة متميزة في القداسة العملية، وإنما كانوا في الأساس </w:t>
-      </w:r>
-      <w:r>
-        <w:rPr>
-          <w:rtl/>
-          <w:lang w:val="en-US" w:bidi="ar-EG"/>
-        </w:rPr>
-        <w:t>–</w:t>
-      </w:r>
-      <w:r>
-        <w:rPr>
-          <w:rFonts w:hint="cs"/>
-          <w:rtl/>
-          <w:lang w:val="en-US" w:bidi="ar-EG"/>
-        </w:rPr>
-        <w:t xml:space="preserve"> بحسب مركزهم </w:t>
-      </w:r>
-      <w:r>
-        <w:rPr>
-          <w:rtl/>
-          <w:lang w:val="en-US" w:bidi="ar-EG"/>
-        </w:rPr>
-        <w:t>–</w:t>
-      </w:r>
-      <w:r>
-        <w:rPr>
-          <w:rFonts w:hint="cs"/>
-          <w:rtl/>
-          <w:lang w:val="en-US" w:bidi="ar-EG"/>
-        </w:rPr>
-        <w:t xml:space="preserve"> قديسين.</w:t>
-      </w:r>
-    </w:p>
-    <w:p>
-      <w:pPr>
-        <w:bidi/>
-        <w:jc w:val="both"/>
-        <w:rPr>
-          <w:rtl/>
-          <w:lang w:val="en-US" w:bidi="ar-EG"/>
-        </w:rPr>
-      </w:pPr>
-      <w:r>
-        <w:rPr>
-          <w:rFonts w:hint="cs"/>
-          <w:rtl/>
-          <w:lang w:val="en-US" w:bidi="ar-EG"/>
-        </w:rPr>
-        <w:t>عندما يولد الإنسان ثانية يُقدّسه الله: هو مِلك لله وحياته من تلك اللحظة لها هدف مختلف تمامًا. إن هذا ينطبق على كل مؤمن وبشكل مطلق. إن هذا التقديس الحادث مرة واحدة يُقدّم في العهد الجديد في هذا المفهوم:</w:t>
-      </w:r>
-    </w:p>
-    <w:p>
-      <w:pPr>
-        <w:bidi/>
-        <w:ind w:left="284"/>
-        <w:jc w:val="both"/>
-        <w:rPr>
-          <w:lang w:val="en-US" w:bidi="ar-EG"/>
-        </w:rPr>
-      </w:pPr>
-      <w:r>
-        <w:rPr>
-          <w:rFonts w:hint="cs"/>
-          <w:rtl/>
-          <w:lang w:val="en-US" w:bidi="ar-EG"/>
-        </w:rPr>
-        <w:t>1.</w:t>
-      </w:r>
-      <w:r>
-        <w:rPr>
-          <w:rFonts w:hint="cs"/>
-          <w:rtl/>
-          <w:lang w:val="en-US" w:bidi="ar-EG"/>
-        </w:rPr>
-        <w:t>مقدسين بقربان واحد (عبرانيين 10: 10، 14)</w:t>
-      </w:r>
-    </w:p>
-    <w:p>
-      <w:pPr>
-        <w:bidi/>
-        <w:ind w:left="284"/>
-        <w:jc w:val="both"/>
-        <w:rPr>
-          <w:rFonts w:hint="cs"/>
-          <w:rtl/>
-          <w:lang w:val="en-US" w:bidi="ar-EG"/>
-        </w:rPr>
-      </w:pPr>
-      <w:r>
-        <w:rPr>
-          <w:lang w:val="de-DE" w:bidi="ar-EG"/>
-        </w:rPr>
-        <w:t>Hier haben wir die Grundlage unserer Heiligung</w:t>
+          <w:lang w:bidi="ar-EG"/>
+        </w:rPr>
+        <w:t>"</w:t>
+      </w:r>
+      <w:r>
+        <w:rPr>
+          <w:rtl/>
+          <w:lang w:bidi="ar-EG"/>
+        </w:rPr>
+        <w:t xml:space="preserve"> 17 الَّتِي هِيَ ظِلُّ الأُمُورِ الْعَتِيدَةِ، وَأَمَّا الْجَسَدُ </w:t>
+      </w:r>
+      <w:r>
+        <w:rPr>
+          <w:rFonts w:hint="cs"/>
+          <w:rtl/>
+          <w:lang w:bidi="ar-EG"/>
+        </w:rPr>
+        <w:t xml:space="preserve">(أو الجوهر، عكس الظل) </w:t>
+      </w:r>
+      <w:r>
+        <w:rPr>
+          <w:rtl/>
+          <w:lang w:bidi="ar-EG"/>
+        </w:rPr>
+        <w:t>فَلِلْمَسِيحِ.</w:t>
+      </w:r>
+      <w:r>
+        <w:rPr>
+          <w:rFonts w:hint="cs"/>
+          <w:rtl/>
+          <w:lang w:bidi="ar-EG"/>
+        </w:rPr>
+        <w:t>" (كولوسي 2: 17).</w:t>
       </w:r>
     </w:p>
     <w:sectPr>
@@ -459,195 +402,6 @@
     </w:sectPr>
   </w:body>
 </w:document>
-</file>
-
-<file path=word/numbering.xml><?xml version="1.0" encoding="utf-8"?>
-<w:numbering xmlns:wpc="http://schemas.microsoft.com/office/word/2010/wordprocessingCanvas" xmlns:cx="http://schemas.microsoft.com/office/drawing/2014/chartex" xmlns:cx1="http://schemas.microsoft.com/office/drawing/2015/9/8/chartex" xmlns:cx2="http://schemas.microsoft.com/office/drawing/2015/10/21/chartex" xmlns:cx3="http://schemas.microsoft.com/office/drawing/2016/5/9/chartex" xmlns:cx4="http://schemas.microsoft.com/office/drawing/2016/5/10/chartex" xmlns:cx5="http://schemas.microsoft.com/office/drawing/2016/5/11/chartex" xmlns:cx6="http://schemas.microsoft.com/office/drawing/2016/5/12/chartex" xmlns:cx7="http://schemas.microsoft.com/office/drawing/2016/5/13/chartex" xmlns:cx8="http://schemas.microsoft.com/office/drawing/2016/5/14/chartex" xmlns:mc="http://schemas.openxmlformats.org/markup-compatibility/2006" xmlns:aink="http://schemas.microsoft.com/office/drawing/2016/ink" xmlns:am3d="http://schemas.microsoft.com/office/drawing/2017/model3d" xmlns:o="urn:schemas-microsoft-com:office:office" xmlns:r="http://schemas.openxmlformats.org/officeDocument/2006/relationships" xmlns:m="http://schemas.openxmlformats.org/officeDocument/2006/math" xmlns:v="urn:schemas-microsoft-com:vml" xmlns:wp14="http://schemas.microsoft.com/office/word/2010/wordprocessingDrawing" xmlns:wp="http://schemas.openxmlformats.org/drawingml/2006/wordprocessingDrawing" xmlns:w10="urn:schemas-microsoft-com:office:word" xmlns:w="http://schemas.openxmlformats.org/wordprocessingml/2006/main" xmlns:w14="http://schemas.microsoft.com/office/word/2010/wordml" xmlns:w15="http://schemas.microsoft.com/office/word/2012/wordml" xmlns:w16cex="http://schemas.microsoft.com/office/word/2018/wordml/cex" xmlns:w16cid="http://schemas.microsoft.com/office/word/2016/wordml/cid" xmlns:w16="http://schemas.microsoft.com/office/word/2018/wordml" xmlns:w16sdtdh="http://schemas.microsoft.com/office/word/2020/wordml/sdtdatahash" xmlns:w16se="http://schemas.microsoft.com/office/word/2015/wordml/symex" xmlns:wpg="http://schemas.microsoft.com/office/word/2010/wordprocessingGroup" xmlns:wpi="http://schemas.microsoft.com/office/word/2010/wordprocessingInk" xmlns:wne="http://schemas.microsoft.com/office/word/2006/wordml" xmlns:wps="http://schemas.microsoft.com/office/word/2010/wordprocessingShape" mc:Ignorable="w14 w15 w16se w16cid w16 w16cex w16sdtdh wp14">
-  <w:abstractNum w:abstractNumId="0" w15:restartNumberingAfterBreak="0">
-    <w:nsid w:val="1764000B"/>
-    <w:multiLevelType w:val="hybridMultilevel"/>
-    <w:tmpl w:val="777A0F7E"/>
-    <w:lvl w:ilvl="0" w:tplc="2000000F">
-      <w:start w:val="1"/>
-      <w:numFmt w:val="decimal"/>
-      <w:lvlText w:val="%1."/>
-      <w:lvlJc w:val="left"/>
-      <w:pPr>
-        <w:ind w:left="644" w:hanging="360"/>
-      </w:pPr>
-      <w:rPr>
-        <w:rFonts w:hint="default"/>
-      </w:rPr>
-    </w:lvl>
-    <w:lvl w:ilvl="1" w:tplc="20000019" w:tentative="1">
-      <w:start w:val="1"/>
-      <w:numFmt w:val="lowerLetter"/>
-      <w:lvlText w:val="%2."/>
-      <w:lvlJc w:val="left"/>
-      <w:pPr>
-        <w:ind w:left="1364" w:hanging="360"/>
-      </w:pPr>
-    </w:lvl>
-    <w:lvl w:ilvl="2" w:tplc="2000001B" w:tentative="1">
-      <w:start w:val="1"/>
-      <w:numFmt w:val="lowerRoman"/>
-      <w:lvlText w:val="%3."/>
-      <w:lvlJc w:val="right"/>
-      <w:pPr>
-        <w:ind w:left="2084" w:hanging="180"/>
-      </w:pPr>
-    </w:lvl>
-    <w:lvl w:ilvl="3" w:tplc="2000000F" w:tentative="1">
-      <w:start w:val="1"/>
-      <w:numFmt w:val="decimal"/>
-      <w:lvlText w:val="%4."/>
-      <w:lvlJc w:val="left"/>
-      <w:pPr>
-        <w:ind w:left="2804" w:hanging="360"/>
-      </w:pPr>
-    </w:lvl>
-    <w:lvl w:ilvl="4" w:tplc="20000019" w:tentative="1">
-      <w:start w:val="1"/>
-      <w:numFmt w:val="lowerLetter"/>
-      <w:lvlText w:val="%5."/>
-      <w:lvlJc w:val="left"/>
-      <w:pPr>
-        <w:ind w:left="3524" w:hanging="360"/>
-      </w:pPr>
-    </w:lvl>
-    <w:lvl w:ilvl="5" w:tplc="2000001B" w:tentative="1">
-      <w:start w:val="1"/>
-      <w:numFmt w:val="lowerRoman"/>
-      <w:lvlText w:val="%6."/>
-      <w:lvlJc w:val="right"/>
-      <w:pPr>
-        <w:ind w:left="4244" w:hanging="180"/>
-      </w:pPr>
-    </w:lvl>
-    <w:lvl w:ilvl="6" w:tplc="2000000F" w:tentative="1">
-      <w:start w:val="1"/>
-      <w:numFmt w:val="decimal"/>
-      <w:lvlText w:val="%7."/>
-      <w:lvlJc w:val="left"/>
-      <w:pPr>
-        <w:ind w:left="4964" w:hanging="360"/>
-      </w:pPr>
-    </w:lvl>
-    <w:lvl w:ilvl="7" w:tplc="20000019" w:tentative="1">
-      <w:start w:val="1"/>
-      <w:numFmt w:val="lowerLetter"/>
-      <w:lvlText w:val="%8."/>
-      <w:lvlJc w:val="left"/>
-      <w:pPr>
-        <w:ind w:left="5684" w:hanging="360"/>
-      </w:pPr>
-    </w:lvl>
-    <w:lvl w:ilvl="8" w:tplc="2000001B" w:tentative="1">
-      <w:start w:val="1"/>
-      <w:numFmt w:val="lowerRoman"/>
-      <w:lvlText w:val="%9."/>
-      <w:lvlJc w:val="right"/>
-      <w:pPr>
-        <w:ind w:left="6404" w:hanging="180"/>
-      </w:pPr>
-    </w:lvl>
-  </w:abstractNum>
-  <w:abstractNum w:abstractNumId="1" w15:restartNumberingAfterBreak="0">
-    <w:nsid w:val="4B3027DD"/>
-    <w:multiLevelType w:val="hybridMultilevel"/>
-    <w:tmpl w:val="0C9AF2AC"/>
-    <w:lvl w:ilvl="0" w:tplc="0D0E45D2">
-      <w:start w:val="1"/>
-      <w:numFmt w:val="decimal"/>
-      <w:lvlText w:val="(%1."/>
-      <w:lvlJc w:val="left"/>
-      <w:pPr>
-        <w:ind w:left="720" w:hanging="360"/>
-      </w:pPr>
-      <w:rPr>
-        <w:rFonts w:hint="default"/>
-      </w:rPr>
-    </w:lvl>
-    <w:lvl w:ilvl="1" w:tplc="20000019" w:tentative="1">
-      <w:start w:val="1"/>
-      <w:numFmt w:val="lowerLetter"/>
-      <w:lvlText w:val="%2."/>
-      <w:lvlJc w:val="left"/>
-      <w:pPr>
-        <w:ind w:left="1440" w:hanging="360"/>
-      </w:pPr>
-    </w:lvl>
-    <w:lvl w:ilvl="2" w:tplc="2000001B" w:tentative="1">
-      <w:start w:val="1"/>
-      <w:numFmt w:val="lowerRoman"/>
-      <w:lvlText w:val="%3."/>
-      <w:lvlJc w:val="right"/>
-      <w:pPr>
-        <w:ind w:left="2160" w:hanging="180"/>
-      </w:pPr>
-    </w:lvl>
-    <w:lvl w:ilvl="3" w:tplc="2000000F" w:tentative="1">
-      <w:start w:val="1"/>
-      <w:numFmt w:val="decimal"/>
-      <w:lvlText w:val="%4."/>
-      <w:lvlJc w:val="left"/>
-      <w:pPr>
-        <w:ind w:left="2880" w:hanging="360"/>
-      </w:pPr>
-    </w:lvl>
-    <w:lvl w:ilvl="4" w:tplc="20000019" w:tentative="1">
-      <w:start w:val="1"/>
-      <w:numFmt w:val="lowerLetter"/>
-      <w:lvlText w:val="%5."/>
-      <w:lvlJc w:val="left"/>
-      <w:pPr>
-        <w:ind w:left="3600" w:hanging="360"/>
-      </w:pPr>
-    </w:lvl>
-    <w:lvl w:ilvl="5" w:tplc="2000001B" w:tentative="1">
-      <w:start w:val="1"/>
-      <w:numFmt w:val="lowerRoman"/>
-      <w:lvlText w:val="%6."/>
-      <w:lvlJc w:val="right"/>
-      <w:pPr>
-        <w:ind w:left="4320" w:hanging="180"/>
-      </w:pPr>
-    </w:lvl>
-    <w:lvl w:ilvl="6" w:tplc="2000000F" w:tentative="1">
-      <w:start w:val="1"/>
-      <w:numFmt w:val="decimal"/>
-      <w:lvlText w:val="%7."/>
-      <w:lvlJc w:val="left"/>
-      <w:pPr>
-        <w:ind w:left="5040" w:hanging="360"/>
-      </w:pPr>
-    </w:lvl>
-    <w:lvl w:ilvl="7" w:tplc="20000019" w:tentative="1">
-      <w:start w:val="1"/>
-      <w:numFmt w:val="lowerLetter"/>
-      <w:lvlText w:val="%8."/>
-      <w:lvlJc w:val="left"/>
-      <w:pPr>
-        <w:ind w:left="5760" w:hanging="360"/>
-      </w:pPr>
-    </w:lvl>
-    <w:lvl w:ilvl="8" w:tplc="2000001B" w:tentative="1">
-      <w:start w:val="1"/>
-      <w:numFmt w:val="lowerRoman"/>
-      <w:lvlText w:val="%9."/>
-      <w:lvlJc w:val="right"/>
-      <w:pPr>
-        <w:ind w:left="6480" w:hanging="180"/>
-      </w:pPr>
-    </w:lvl>
-  </w:abstractNum>
-  <w:num w:numId="1">
-    <w:abstractNumId w:val="1"/>
-  </w:num>
-  <w:num w:numId="2">
-    <w:abstractNumId w:val="0"/>
-  </w:num>
-</w:numbering>
 </file>
 
 <file path=word/styles.xml><?xml version="1.0" encoding="utf-8"?>
@@ -1081,7 +835,7 @@
     <w:basedOn w:val="DefaultParagraphFont"/>
     <w:uiPriority w:val="99"/>
     <w:unhideWhenUsed/>
-    <w:rsid w:val="00E31705"/>
+    <w:rsid w:val="00E42B82"/>
     <w:rPr>
       <w:color w:val="0563C1" w:themeColor="hyperlink"/>
       <w:u w:val="single"/>
@@ -1093,22 +847,11 @@
     <w:uiPriority w:val="99"/>
     <w:semiHidden/>
     <w:unhideWhenUsed/>
-    <w:rsid w:val="00E31705"/>
+    <w:rsid w:val="00E42B82"/>
     <w:rPr>
       <w:color w:val="605E5C"/>
       <w:shd w:val="clear" w:color="auto" w:fill="E1DFDD"/>
     </w:rPr>
-  </w:style>
-  <w:style w:type="paragraph" w:styleId="ListParagraph">
-    <w:name w:val="List Paragraph"/>
-    <w:basedOn w:val="Normal"/>
-    <w:uiPriority w:val="34"/>
-    <w:qFormat/>
-    <w:rsid w:val="00E31705"/>
-    <w:pPr>
-      <w:ind w:left="720"/>
-      <w:contextualSpacing/>
-    </w:pPr>
   </w:style>
 </w:styles>
 </file>
